--- a/song journeys for copying/Song Journey - Let It Be.docx
+++ b/song journeys for copying/Song Journey - Let It Be.docx
@@ -192,7 +192,7 @@
         <w:rPr>
           <w:color w:val="222222"/>
         </w:rPr>
-        <w:t>On the record: two beats per chord. Practice tempo: one bar per chord.</w:t>
+        <w:t>On the record: 2 beats per chord. Practice tempo: one bar per chord.</w:t>
       </w:r>
     </w:p>
     <w:p>
@@ -650,6 +650,7 @@
     </w:p>
     <w:p>
       <w:pPr>
+        <w:keepNext/>
         <w:keepLines/>
         <w:pBdr>
           <w:left w:val="single" w:sz="18" w:space="8" w:color="5B3FA6"/>
@@ -668,6 +669,7 @@
     </w:p>
     <w:p>
       <w:pPr>
+        <w:keepNext/>
         <w:spacing w:after="60"/>
       </w:pPr>
     </w:p>
@@ -747,6 +749,7 @@
           <w:sz w:val="22"/>
           <w:szCs w:val="22"/>
         </w:rPr>
+        <w:lastRenderedPageBreak/>
         <w:t>Level up</w:t>
       </w:r>
     </w:p>
@@ -760,13 +763,7 @@
         <w:rPr>
           <w:color w:val="222222"/>
         </w:rPr>
-        <w:t xml:space="preserve">Play the same four roots using only </w:t>
-      </w:r>
-      <w:r>
-        <w:rPr>
-          <w:color w:val="222222"/>
-        </w:rPr>
-        <w:t>the low E string.</w:t>
+        <w:t>Play the same 4 roots using only the low E string.</w:t>
       </w:r>
     </w:p>
     <w:p>
@@ -862,35 +859,35 @@
           <w:sz w:val="17"/>
           <w:szCs w:val="17"/>
         </w:rPr>
-        <w:t>G |--------|--------|--------|--------|</w:t>
-      </w:r>
-    </w:p>
-    <w:p>
-      <w:pPr>
-        <w:keepNext/>
-        <w:keepLines/>
-        <w:pBdr>
-          <w:left w:val="single" w:sz="18" w:space="8" w:color="5B3FA6"/>
-        </w:pBdr>
-        <w:ind w:left="120"/>
-      </w:pPr>
-      <w:r>
-        <w:rPr>
-          <w:rFonts w:ascii="Courier New" w:eastAsia="Courier New" w:hAnsi="Courier New" w:cs="Courier New"/>
-          <w:color w:val="222222"/>
-          <w:sz w:val="17"/>
-          <w:szCs w:val="17"/>
-        </w:rPr>
-        <w:t>D |--------|--------|--</w:t>
-      </w:r>
-      <w:r>
-        <w:rPr>
-          <w:rFonts w:ascii="Courier New" w:eastAsia="Courier New" w:hAnsi="Courier New" w:cs="Courier New"/>
-          <w:color w:val="222222"/>
-          <w:sz w:val="17"/>
-          <w:szCs w:val="17"/>
-        </w:rPr>
-        <w:t>------|--------|</w:t>
+        <w:t>G |--------|--------|--------|</w:t>
+      </w:r>
+      <w:r>
+        <w:rPr>
+          <w:rFonts w:ascii="Courier New" w:eastAsia="Courier New" w:hAnsi="Courier New" w:cs="Courier New"/>
+          <w:color w:val="222222"/>
+          <w:sz w:val="17"/>
+          <w:szCs w:val="17"/>
+        </w:rPr>
+        <w:t>--------|</w:t>
+      </w:r>
+    </w:p>
+    <w:p>
+      <w:pPr>
+        <w:keepNext/>
+        <w:keepLines/>
+        <w:pBdr>
+          <w:left w:val="single" w:sz="18" w:space="8" w:color="5B3FA6"/>
+        </w:pBdr>
+        <w:ind w:left="120"/>
+      </w:pPr>
+      <w:r>
+        <w:rPr>
+          <w:rFonts w:ascii="Courier New" w:eastAsia="Courier New" w:hAnsi="Courier New" w:cs="Courier New"/>
+          <w:color w:val="222222"/>
+          <w:sz w:val="17"/>
+          <w:szCs w:val="17"/>
+        </w:rPr>
+        <w:t>D |--------|--------|--------|--------|</w:t>
       </w:r>
     </w:p>
     <w:p>
@@ -914,6 +911,7 @@
     </w:p>
     <w:p>
       <w:pPr>
+        <w:keepNext/>
         <w:keepLines/>
         <w:pBdr>
           <w:left w:val="single" w:sz="18" w:space="8" w:color="5B3FA6"/>
@@ -1012,6 +1010,7 @@
     </w:p>
     <w:p>
       <w:pPr>
+        <w:keepNext/>
         <w:spacing w:after="60"/>
       </w:pPr>
     </w:p>
@@ -1033,7 +1032,6 @@
           <w:sz w:val="20"/>
           <w:szCs w:val="20"/>
         </w:rPr>
-        <w:lastRenderedPageBreak/>
         <w:t xml:space="preserve">LAYER 3  </w:t>
       </w:r>
       <w:r>
@@ -1504,7 +1502,16 @@
           <w:sz w:val="17"/>
           <w:szCs w:val="17"/>
         </w:rPr>
-        <w:t>A |--0-----|--</w:t>
+        <w:t>A |--0-----|</w:t>
+      </w:r>
+      <w:r>
+        <w:rPr>
+          <w:rFonts w:ascii="Courier New" w:eastAsia="Courier New" w:hAnsi="Courier New" w:cs="Courier New"/>
+          <w:color w:val="222222"/>
+          <w:sz w:val="17"/>
+          <w:szCs w:val="17"/>
+        </w:rPr>
+        <w:t>--</w:t>
       </w:r>
       <w:r>
         <w:rPr>
@@ -1549,6 +1556,7 @@
     </w:p>
     <w:p>
       <w:pPr>
+        <w:keepNext/>
         <w:keepLines/>
         <w:pBdr>
           <w:left w:val="single" w:sz="18" w:space="8" w:color="5B3FA6"/>
@@ -1567,6 +1575,7 @@
     </w:p>
     <w:p>
       <w:pPr>
+        <w:keepNext/>
         <w:spacing w:after="60"/>
       </w:pPr>
     </w:p>
@@ -1630,13 +1639,7 @@
         <w:rPr>
           <w:color w:val="222222"/>
         </w:rPr>
-        <w:t>2 laps, clean and soft. Every change</w:t>
-      </w:r>
-      <w:r>
-        <w:rPr>
-          <w:color w:val="222222"/>
-        </w:rPr>
-        <w:t xml:space="preserve"> lands on beat 1.</w:t>
+        <w:t>2 laps, clean and soft. Every change lands on beat 1.</w:t>
       </w:r>
     </w:p>
     <w:p>
@@ -1652,6 +1655,7 @@
           <w:sz w:val="22"/>
           <w:szCs w:val="22"/>
         </w:rPr>
+        <w:lastRenderedPageBreak/>
         <w:t>Level up</w:t>
       </w:r>
     </w:p>
@@ -1665,8 +1669,72 @@
         <w:rPr>
           <w:color w:val="222222"/>
         </w:rPr>
-        <w:t>Play one lap loud and one lap gentle — hear how the same shapes carry two moods.</w:t>
-      </w:r>
+        <w:t>Play 1 lap loud. Play 1 lap soft. Same shapes, same tempo.</w:t>
+      </w:r>
+    </w:p>
+    <w:p>
+      <w:pPr>
+        <w:keepNext/>
+        <w:pBdr>
+          <w:left w:val="single" w:sz="18" w:space="8" w:color="5B3FA6"/>
+        </w:pBdr>
+        <w:spacing w:before="80" w:after="60"/>
+        <w:ind w:left="120"/>
+      </w:pPr>
+      <w:r>
+        <w:rPr>
+          <w:b/>
+          <w:bCs/>
+          <w:color w:val="5B3FA6"/>
+          <w:sz w:val="18"/>
+          <w:szCs w:val="18"/>
+        </w:rPr>
+        <w:t>Level up · loud lap, soft lap · 4 beats per chord</w:t>
+      </w:r>
+    </w:p>
+    <w:p>
+      <w:pPr>
+        <w:keepNext/>
+        <w:keepLines/>
+        <w:pBdr>
+          <w:left w:val="single" w:sz="18" w:space="8" w:color="5B3FA6"/>
+        </w:pBdr>
+        <w:ind w:left="120"/>
+      </w:pPr>
+      <w:r>
+        <w:rPr>
+          <w:rFonts w:ascii="Courier New" w:eastAsia="Courier New" w:hAnsi="Courier New" w:cs="Courier New"/>
+          <w:color w:val="222222"/>
+          <w:sz w:val="17"/>
+          <w:szCs w:val="17"/>
+        </w:rPr>
+        <w:t>|  C  |  G  |  Am  |  F  |   loud</w:t>
+      </w:r>
+    </w:p>
+    <w:p>
+      <w:pPr>
+        <w:keepNext/>
+        <w:keepLines/>
+        <w:pBdr>
+          <w:left w:val="single" w:sz="18" w:space="8" w:color="5B3FA6"/>
+        </w:pBdr>
+        <w:ind w:left="120"/>
+      </w:pPr>
+      <w:r>
+        <w:rPr>
+          <w:rFonts w:ascii="Courier New" w:eastAsia="Courier New" w:hAnsi="Courier New" w:cs="Courier New"/>
+          <w:color w:val="222222"/>
+          <w:sz w:val="17"/>
+          <w:szCs w:val="17"/>
+        </w:rPr>
+        <w:t>|  C  |  G  |  Am  |  F  |   soft</w:t>
+      </w:r>
+    </w:p>
+    <w:p>
+      <w:pPr>
+        <w:keepNext/>
+        <w:spacing w:after="60"/>
+      </w:pPr>
     </w:p>
     <w:p>
       <w:pPr>
@@ -1719,7 +1787,7 @@
           <w:sz w:val="22"/>
           <w:szCs w:val="22"/>
         </w:rPr>
-        <w:t>The song is in C major, and A minor pentatonic shares every note with C major — the same Pattern 1 shape you already know, with a different home. End your phrases on C and the solo sounds hopeful, like the song.</w:t>
+        <w:t>The song is in C major, and A minor pentatonic shares every note with C major — the same Pattern 1 shape you already know, with a different home. End your phrases on C.</w:t>
       </w:r>
     </w:p>
     <w:p>
@@ -1761,17 +1829,244 @@
           <w:sz w:val="23"/>
           <w:szCs w:val="23"/>
         </w:rPr>
-        <w:t>Ru</w:t>
-      </w:r>
-      <w:r>
-        <w:rPr>
-          <w:b/>
-          <w:bCs/>
-          <w:color w:val="222222"/>
+        <w:t>Rule of 3</w:t>
+      </w:r>
+    </w:p>
+    <w:p>
+      <w:pPr>
+        <w:keepNext/>
+        <w:pBdr>
+          <w:left w:val="single" w:sz="18" w:space="8" w:color="5B3FA6"/>
+        </w:pBdr>
+        <w:spacing w:before="80" w:after="60"/>
+        <w:ind w:left="120"/>
+      </w:pPr>
+      <w:r>
+        <w:rPr>
+          <w:b/>
+          <w:bCs/>
+          <w:color w:val="5B3FA6"/>
+          <w:sz w:val="18"/>
+          <w:szCs w:val="18"/>
+        </w:rPr>
+        <w:t>Your three starting notes · Pattern 1 (5th position), home is C</w:t>
+      </w:r>
+    </w:p>
+    <w:p>
+      <w:pPr>
+        <w:keepNext/>
+        <w:keepLines/>
+        <w:pBdr>
+          <w:left w:val="single" w:sz="18" w:space="8" w:color="5B3FA6"/>
+        </w:pBdr>
+        <w:ind w:left="120"/>
+      </w:pPr>
+      <w:r>
+        <w:rPr>
+          <w:rFonts w:ascii="Courier New" w:eastAsia="Courier New" w:hAnsi="Courier New" w:cs="Courier New"/>
+          <w:color w:val="222222"/>
+          <w:sz w:val="17"/>
+          <w:szCs w:val="17"/>
+        </w:rPr>
+        <w:t xml:space="preserve">     A       C         D</w:t>
+      </w:r>
+    </w:p>
+    <w:p>
+      <w:pPr>
+        <w:keepNext/>
+        <w:keepLines/>
+        <w:pBdr>
+          <w:left w:val="single" w:sz="18" w:space="8" w:color="5B3FA6"/>
+        </w:pBdr>
+        <w:ind w:left="120"/>
+      </w:pPr>
+      <w:r>
+        <w:rPr>
+          <w:rFonts w:ascii="Courier New" w:eastAsia="Courier New" w:hAnsi="Courier New" w:cs="Courier New"/>
+          <w:color w:val="222222"/>
+          <w:sz w:val="17"/>
+          <w:szCs w:val="17"/>
+        </w:rPr>
+        <w:t>e |----------------------------------|</w:t>
+      </w:r>
+    </w:p>
+    <w:p>
+      <w:pPr>
+        <w:keepNext/>
+        <w:keepLines/>
+        <w:pBdr>
+          <w:left w:val="single" w:sz="18" w:space="8" w:color="5B3FA6"/>
+        </w:pBdr>
+        <w:ind w:left="120"/>
+      </w:pPr>
+      <w:r>
+        <w:rPr>
+          <w:rFonts w:ascii="Courier New" w:eastAsia="Courier New" w:hAnsi="Courier New" w:cs="Courier New"/>
+          <w:color w:val="222222"/>
+          <w:sz w:val="17"/>
+          <w:szCs w:val="17"/>
+        </w:rPr>
+        <w:t>B |----------------------------------|</w:t>
+      </w:r>
+    </w:p>
+    <w:p>
+      <w:pPr>
+        <w:keepNext/>
+        <w:keepLines/>
+        <w:pBdr>
+          <w:left w:val="single" w:sz="18" w:space="8" w:color="5B3FA6"/>
+        </w:pBdr>
+        <w:ind w:left="120"/>
+      </w:pPr>
+      <w:r>
+        <w:rPr>
+          <w:rFonts w:ascii="Courier New" w:eastAsia="Courier New" w:hAnsi="Courier New" w:cs="Courier New"/>
+          <w:color w:val="222222"/>
+          <w:sz w:val="17"/>
+          <w:szCs w:val="17"/>
+        </w:rPr>
+        <w:t>G |----------------------------------|</w:t>
+      </w:r>
+    </w:p>
+    <w:p>
+      <w:pPr>
+        <w:keepNext/>
+        <w:keepLines/>
+        <w:pBdr>
+          <w:left w:val="single" w:sz="18" w:space="8" w:color="5B3FA6"/>
+        </w:pBdr>
+        <w:ind w:left="120"/>
+      </w:pPr>
+      <w:r>
+        <w:rPr>
+          <w:rFonts w:ascii="Courier New" w:eastAsia="Courier New" w:hAnsi="Courier New" w:cs="Courier New"/>
+          <w:color w:val="222222"/>
+          <w:sz w:val="17"/>
+          <w:szCs w:val="17"/>
+        </w:rPr>
+        <w:t>D |----------------------------------|</w:t>
+      </w:r>
+    </w:p>
+    <w:p>
+      <w:pPr>
+        <w:keepNext/>
+        <w:keepLines/>
+        <w:pBdr>
+          <w:left w:val="single" w:sz="18" w:space="8" w:color="5B3FA6"/>
+        </w:pBdr>
+        <w:ind w:left="120"/>
+      </w:pPr>
+      <w:r>
+        <w:rPr>
+          <w:rFonts w:ascii="Courier New" w:eastAsia="Courier New" w:hAnsi="Courier New" w:cs="Courier New"/>
+          <w:color w:val="222222"/>
+          <w:sz w:val="17"/>
+          <w:szCs w:val="17"/>
+        </w:rPr>
+        <w:t>A |--------</w:t>
+      </w:r>
+      <w:r>
+        <w:rPr>
+          <w:rFonts w:ascii="Courier New" w:eastAsia="Courier New" w:hAnsi="Courier New" w:cs="Courier New"/>
+          <w:color w:val="222222"/>
+          <w:sz w:val="17"/>
+          <w:szCs w:val="17"/>
+        </w:rPr>
+        <w:t>------------5-------------|</w:t>
+      </w:r>
+    </w:p>
+    <w:p>
+      <w:pPr>
+        <w:keepNext/>
+        <w:keepLines/>
+        <w:pBdr>
+          <w:left w:val="single" w:sz="18" w:space="8" w:color="5B3FA6"/>
+        </w:pBdr>
+        <w:ind w:left="120"/>
+      </w:pPr>
+      <w:r>
+        <w:rPr>
+          <w:rFonts w:ascii="Courier New" w:eastAsia="Courier New" w:hAnsi="Courier New" w:cs="Courier New"/>
+          <w:color w:val="222222"/>
+          <w:sz w:val="17"/>
+          <w:szCs w:val="17"/>
+        </w:rPr>
+        <w:t>E |--5-------8-----------------------|</w:t>
+      </w:r>
+    </w:p>
+    <w:p>
+      <w:pPr>
+        <w:keepNext/>
+        <w:spacing w:after="60"/>
+      </w:pPr>
+    </w:p>
+    <w:p>
+      <w:pPr>
+        <w:keepNext/>
+        <w:keepLines/>
+        <w:pBdr>
+          <w:left w:val="single" w:sz="18" w:space="8" w:color="5B3FA6"/>
+        </w:pBdr>
+        <w:shd w:val="clear" w:color="auto" w:fill="EFEBF8"/>
+        <w:spacing w:before="80" w:after="20"/>
+        <w:ind w:left="120"/>
+      </w:pPr>
+      <w:r>
+        <w:rPr>
+          <w:b/>
+          <w:bCs/>
+          <w:color w:val="222222"/>
+        </w:rPr>
+        <w:t xml:space="preserve">Play it: </w:t>
+      </w:r>
+      <w:r>
+        <w:rPr>
+          <w:color w:val="222222"/>
+        </w:rPr>
+        <w:t>Put on the backing track. Improvise 8 bars over the C · G · Am · F loop.</w:t>
+      </w:r>
+    </w:p>
+    <w:p>
+      <w:pPr>
+        <w:keepLines/>
+        <w:pBdr>
+          <w:left w:val="single" w:sz="18" w:space="8" w:color="5B3FA6"/>
+        </w:pBdr>
+        <w:shd w:val="clear" w:color="auto" w:fill="EFEBF8"/>
+        <w:spacing w:after="120"/>
+        <w:ind w:left="120"/>
+      </w:pPr>
+      <w:r>
+        <w:rPr>
+          <w:color w:val="222222"/>
+        </w:rPr>
+        <w:t>Start or end every phrase on C. C is the home note.</w:t>
+      </w:r>
+    </w:p>
+    <w:p>
+      <w:pPr>
+        <w:keepNext/>
+        <w:spacing w:before="120" w:after="60"/>
+      </w:pPr>
+      <w:r>
+        <w:rPr>
+          <w:b/>
+          <w:bCs/>
+          <w:color w:val="5B3FA6"/>
           <w:sz w:val="23"/>
           <w:szCs w:val="23"/>
         </w:rPr>
-        <w:t>le of 3</w:t>
+        <w:t xml:space="preserve">Rung 2 · </w:t>
+      </w:r>
+      <w:r>
+        <w:rPr>
+          <w:b/>
+          <w:bCs/>
+          <w:color w:val="222222"/>
+          <w:sz w:val="23"/>
+          <w:szCs w:val="23"/>
+        </w:rPr>
+        <w:t>The whole box</w:t>
       </w:r>
     </w:p>
     <w:p>
@@ -1791,152 +2086,126 @@
           <w:sz w:val="18"/>
           <w:szCs w:val="18"/>
         </w:rPr>
-        <w:t>Your three starting notes · Pattern 1 (5th position), home is C</w:t>
-      </w:r>
-    </w:p>
-    <w:p>
-      <w:pPr>
-        <w:keepNext/>
-        <w:keepLines/>
-        <w:pBdr>
-          <w:left w:val="single" w:sz="18" w:space="8" w:color="5B3FA6"/>
-        </w:pBdr>
-        <w:ind w:left="120"/>
-      </w:pPr>
-      <w:r>
-        <w:rPr>
-          <w:rFonts w:ascii="Courier New" w:eastAsia="Courier New" w:hAnsi="Courier New" w:cs="Courier New"/>
-          <w:color w:val="222222"/>
-          <w:sz w:val="17"/>
-          <w:szCs w:val="17"/>
-        </w:rPr>
-        <w:t xml:space="preserve">     A       C         D</w:t>
-      </w:r>
-    </w:p>
-    <w:p>
-      <w:pPr>
-        <w:keepNext/>
-        <w:keepLines/>
-        <w:pBdr>
-          <w:left w:val="single" w:sz="18" w:space="8" w:color="5B3FA6"/>
-        </w:pBdr>
-        <w:ind w:left="120"/>
-      </w:pPr>
-      <w:r>
-        <w:rPr>
-          <w:rFonts w:ascii="Courier New" w:eastAsia="Courier New" w:hAnsi="Courier New" w:cs="Courier New"/>
-          <w:color w:val="222222"/>
-          <w:sz w:val="17"/>
-          <w:szCs w:val="17"/>
-        </w:rPr>
-        <w:t>e |----------------------------------|</w:t>
-      </w:r>
-    </w:p>
-    <w:p>
-      <w:pPr>
-        <w:keepNext/>
-        <w:keepLines/>
-        <w:pBdr>
-          <w:left w:val="single" w:sz="18" w:space="8" w:color="5B3FA6"/>
-        </w:pBdr>
-        <w:ind w:left="120"/>
-      </w:pPr>
-      <w:r>
-        <w:rPr>
-          <w:rFonts w:ascii="Courier New" w:eastAsia="Courier New" w:hAnsi="Courier New" w:cs="Courier New"/>
-          <w:color w:val="222222"/>
-          <w:sz w:val="17"/>
-          <w:szCs w:val="17"/>
-        </w:rPr>
-        <w:t>B |----------------------------------|</w:t>
-      </w:r>
-    </w:p>
-    <w:p>
-      <w:pPr>
-        <w:keepNext/>
-        <w:keepLines/>
-        <w:pBdr>
-          <w:left w:val="single" w:sz="18" w:space="8" w:color="5B3FA6"/>
-        </w:pBdr>
-        <w:ind w:left="120"/>
-      </w:pPr>
-      <w:r>
-        <w:rPr>
-          <w:rFonts w:ascii="Courier New" w:eastAsia="Courier New" w:hAnsi="Courier New" w:cs="Courier New"/>
-          <w:color w:val="222222"/>
-          <w:sz w:val="17"/>
-          <w:szCs w:val="17"/>
-        </w:rPr>
-        <w:t>G |----------------------------------|</w:t>
-      </w:r>
-    </w:p>
-    <w:p>
-      <w:pPr>
-        <w:keepNext/>
-        <w:keepLines/>
-        <w:pBdr>
-          <w:left w:val="single" w:sz="18" w:space="8" w:color="5B3FA6"/>
-        </w:pBdr>
-        <w:ind w:left="120"/>
-      </w:pPr>
-      <w:r>
-        <w:rPr>
-          <w:rFonts w:ascii="Courier New" w:eastAsia="Courier New" w:hAnsi="Courier New" w:cs="Courier New"/>
-          <w:color w:val="222222"/>
-          <w:sz w:val="17"/>
-          <w:szCs w:val="17"/>
-        </w:rPr>
-        <w:t>D |----------------------------------|</w:t>
-      </w:r>
-    </w:p>
-    <w:p>
-      <w:pPr>
-        <w:keepNext/>
-        <w:keepLines/>
-        <w:pBdr>
-          <w:left w:val="single" w:sz="18" w:space="8" w:color="5B3FA6"/>
-        </w:pBdr>
-        <w:ind w:left="120"/>
-      </w:pPr>
-      <w:r>
-        <w:rPr>
-          <w:rFonts w:ascii="Courier New" w:eastAsia="Courier New" w:hAnsi="Courier New" w:cs="Courier New"/>
-          <w:color w:val="222222"/>
-          <w:sz w:val="17"/>
-          <w:szCs w:val="17"/>
-        </w:rPr>
-        <w:t>A |</w:t>
-      </w:r>
-      <w:r>
-        <w:rPr>
-          <w:rFonts w:ascii="Courier New" w:eastAsia="Courier New" w:hAnsi="Courier New" w:cs="Courier New"/>
-          <w:color w:val="222222"/>
-          <w:sz w:val="17"/>
-          <w:szCs w:val="17"/>
-        </w:rPr>
-        <w:t>--------------------5-------------|</w:t>
-      </w:r>
-    </w:p>
-    <w:p>
-      <w:pPr>
-        <w:keepLines/>
-        <w:pBdr>
-          <w:left w:val="single" w:sz="18" w:space="8" w:color="5B3FA6"/>
-        </w:pBdr>
-        <w:ind w:left="120"/>
-      </w:pPr>
-      <w:r>
-        <w:rPr>
-          <w:rFonts w:ascii="Courier New" w:eastAsia="Courier New" w:hAnsi="Courier New" w:cs="Courier New"/>
-          <w:color w:val="222222"/>
-          <w:sz w:val="17"/>
-          <w:szCs w:val="17"/>
-        </w:rPr>
-        <w:t>E |--5-------8-----------------------|</w:t>
-      </w:r>
-    </w:p>
-    <w:p>
-      <w:pPr>
+        <w:t>The whole box · Pattern 1, 5th position · home is C (low E, fret 8)</w:t>
+      </w:r>
+    </w:p>
+    <w:p>
+      <w:pPr>
+        <w:keepNext/>
+        <w:keepLines/>
+        <w:pBdr>
+          <w:left w:val="single" w:sz="18" w:space="8" w:color="5B3FA6"/>
+        </w:pBdr>
+        <w:ind w:left="120"/>
+      </w:pPr>
+      <w:r>
+        <w:rPr>
+          <w:rFonts w:ascii="Courier New" w:eastAsia="Courier New" w:hAnsi="Courier New" w:cs="Courier New"/>
+          <w:color w:val="222222"/>
+          <w:sz w:val="17"/>
+          <w:szCs w:val="17"/>
+        </w:rPr>
+        <w:t>e |--5----------8--------------------|</w:t>
+      </w:r>
+    </w:p>
+    <w:p>
+      <w:pPr>
+        <w:keepNext/>
+        <w:keepLines/>
+        <w:pBdr>
+          <w:left w:val="single" w:sz="18" w:space="8" w:color="5B3FA6"/>
+        </w:pBdr>
+        <w:ind w:left="120"/>
+      </w:pPr>
+      <w:r>
+        <w:rPr>
+          <w:rFonts w:ascii="Courier New" w:eastAsia="Courier New" w:hAnsi="Courier New" w:cs="Courier New"/>
+          <w:color w:val="222222"/>
+          <w:sz w:val="17"/>
+          <w:szCs w:val="17"/>
+        </w:rPr>
+        <w:t>B |--5----------8--------------------|</w:t>
+      </w:r>
+    </w:p>
+    <w:p>
+      <w:pPr>
+        <w:keepNext/>
+        <w:keepLines/>
+        <w:pBdr>
+          <w:left w:val="single" w:sz="18" w:space="8" w:color="5B3FA6"/>
+        </w:pBdr>
+        <w:ind w:left="120"/>
+      </w:pPr>
+      <w:r>
+        <w:rPr>
+          <w:rFonts w:ascii="Courier New" w:eastAsia="Courier New" w:hAnsi="Courier New" w:cs="Courier New"/>
+          <w:color w:val="222222"/>
+          <w:sz w:val="17"/>
+          <w:szCs w:val="17"/>
+        </w:rPr>
+        <w:t>G |--5-------7-----------------------|</w:t>
+      </w:r>
+    </w:p>
+    <w:p>
+      <w:pPr>
+        <w:keepNext/>
+        <w:keepLines/>
+        <w:pBdr>
+          <w:left w:val="single" w:sz="18" w:space="8" w:color="5B3FA6"/>
+        </w:pBdr>
+        <w:ind w:left="120"/>
+      </w:pPr>
+      <w:r>
+        <w:rPr>
+          <w:rFonts w:ascii="Courier New" w:eastAsia="Courier New" w:hAnsi="Courier New" w:cs="Courier New"/>
+          <w:color w:val="222222"/>
+          <w:sz w:val="17"/>
+          <w:szCs w:val="17"/>
+        </w:rPr>
+        <w:t>D |--5-------7-----------------------|</w:t>
+      </w:r>
+    </w:p>
+    <w:p>
+      <w:pPr>
+        <w:keepNext/>
+        <w:keepLines/>
+        <w:pBdr>
+          <w:left w:val="single" w:sz="18" w:space="8" w:color="5B3FA6"/>
+        </w:pBdr>
+        <w:ind w:left="120"/>
+      </w:pPr>
+      <w:r>
+        <w:rPr>
+          <w:rFonts w:ascii="Courier New" w:eastAsia="Courier New" w:hAnsi="Courier New" w:cs="Courier New"/>
+          <w:color w:val="222222"/>
+          <w:sz w:val="17"/>
+          <w:szCs w:val="17"/>
+        </w:rPr>
+        <w:t>A |--5-------7-----------------------|</w:t>
+      </w:r>
+    </w:p>
+    <w:p>
+      <w:pPr>
+        <w:keepNext/>
+        <w:keepLines/>
+        <w:pBdr>
+          <w:left w:val="single" w:sz="18" w:space="8" w:color="5B3FA6"/>
+        </w:pBdr>
+        <w:ind w:left="120"/>
+      </w:pPr>
+      <w:r>
+        <w:rPr>
+          <w:rFonts w:ascii="Courier New" w:eastAsia="Courier New" w:hAnsi="Courier New" w:cs="Courier New"/>
+          <w:color w:val="222222"/>
+          <w:sz w:val="17"/>
+          <w:szCs w:val="17"/>
+        </w:rPr>
+        <w:t>E |--5----------8--------------------|</w:t>
+      </w:r>
+    </w:p>
+    <w:p>
+      <w:pPr>
+        <w:keepNext/>
         <w:spacing w:after="60"/>
       </w:pPr>
     </w:p>
@@ -1963,7 +2232,7 @@
         <w:rPr>
           <w:color w:val="222222"/>
         </w:rPr>
-        <w:t>Put on the backing track. Improvise 8 bars over the C · G · Am · F loop.</w:t>
+        <w:t>Run the box up and down, softly. Then improvise anywhere inside it.</w:t>
       </w:r>
     </w:p>
     <w:p>
@@ -1980,7 +2249,7 @@
         <w:rPr>
           <w:color w:val="222222"/>
         </w:rPr>
-        <w:t>Start or end every phrase on C. C is the home note.</w:t>
+        <w:t>Still land on C (low E, fret 8) to keep it major.</w:t>
       </w:r>
     </w:p>
     <w:p>
@@ -1996,7 +2265,7 @@
           <w:sz w:val="23"/>
           <w:szCs w:val="23"/>
         </w:rPr>
-        <w:t xml:space="preserve">Rung 2 · </w:t>
+        <w:t xml:space="preserve">Rung 3 · </w:t>
       </w:r>
       <w:r>
         <w:rPr>
@@ -2006,7 +2275,43 @@
           <w:sz w:val="23"/>
           <w:szCs w:val="23"/>
         </w:rPr>
-        <w:t>The whole box</w:t>
+        <w:t>Hammer-ons and slides</w:t>
+      </w:r>
+    </w:p>
+    <w:p>
+      <w:pPr>
+        <w:keepNext/>
+        <w:spacing w:after="100"/>
+      </w:pPr>
+      <w:r>
+        <w:rPr>
+          <w:color w:val="222222"/>
+          <w:sz w:val="22"/>
+          <w:szCs w:val="22"/>
+        </w:rPr>
+        <w:t>h = hammer-on. Pick</w:t>
+      </w:r>
+      <w:r>
+        <w:rPr>
+          <w:color w:val="222222"/>
+          <w:sz w:val="22"/>
+          <w:szCs w:val="22"/>
+        </w:rPr>
+        <w:t xml:space="preserve"> the first note, then tap the higher fret with your ring finger.</w:t>
+      </w:r>
+    </w:p>
+    <w:p>
+      <w:pPr>
+        <w:keepNext/>
+        <w:spacing w:after="100"/>
+      </w:pPr>
+      <w:r>
+        <w:rPr>
+          <w:color w:val="222222"/>
+          <w:sz w:val="22"/>
+          <w:szCs w:val="22"/>
+        </w:rPr>
+        <w:t>/ = slide. Pick once, keep pressing, slide up.</w:t>
       </w:r>
     </w:p>
     <w:p>
@@ -2026,133 +2331,294 @@
           <w:sz w:val="18"/>
           <w:szCs w:val="18"/>
         </w:rPr>
-        <w:t>The whole box · Pattern 1, 5th position · home is C (low E, fret 8)</w:t>
-      </w:r>
-    </w:p>
-    <w:p>
-      <w:pPr>
-        <w:keepNext/>
-        <w:keepLines/>
-        <w:pBdr>
-          <w:left w:val="single" w:sz="18" w:space="8" w:color="5B3FA6"/>
-        </w:pBdr>
-        <w:ind w:left="120"/>
-      </w:pPr>
-      <w:r>
-        <w:rPr>
-          <w:rFonts w:ascii="Courier New" w:eastAsia="Courier New" w:hAnsi="Courier New" w:cs="Courier New"/>
-          <w:color w:val="222222"/>
-          <w:sz w:val="17"/>
-          <w:szCs w:val="17"/>
-        </w:rPr>
-        <w:t>e |--5----------8--------------------|</w:t>
-      </w:r>
-    </w:p>
-    <w:p>
-      <w:pPr>
-        <w:keepNext/>
-        <w:keepLines/>
-        <w:pBdr>
-          <w:left w:val="single" w:sz="18" w:space="8" w:color="5B3FA6"/>
-        </w:pBdr>
-        <w:ind w:left="120"/>
-      </w:pPr>
-      <w:r>
-        <w:rPr>
-          <w:rFonts w:ascii="Courier New" w:eastAsia="Courier New" w:hAnsi="Courier New" w:cs="Courier New"/>
-          <w:color w:val="222222"/>
-          <w:sz w:val="17"/>
-          <w:szCs w:val="17"/>
-        </w:rPr>
-        <w:t>B |--5----------8--------------------|</w:t>
-      </w:r>
-    </w:p>
-    <w:p>
-      <w:pPr>
-        <w:keepNext/>
-        <w:keepLines/>
-        <w:pBdr>
-          <w:left w:val="single" w:sz="18" w:space="8" w:color="5B3FA6"/>
-        </w:pBdr>
-        <w:ind w:left="120"/>
-      </w:pPr>
-      <w:r>
-        <w:rPr>
-          <w:rFonts w:ascii="Courier New" w:eastAsia="Courier New" w:hAnsi="Courier New" w:cs="Courier New"/>
-          <w:color w:val="222222"/>
-          <w:sz w:val="17"/>
-          <w:szCs w:val="17"/>
-        </w:rPr>
-        <w:t>G |--5-------7-----------------------|</w:t>
-      </w:r>
-    </w:p>
-    <w:p>
-      <w:pPr>
-        <w:keepNext/>
-        <w:keepLines/>
-        <w:pBdr>
-          <w:left w:val="single" w:sz="18" w:space="8" w:color="5B3FA6"/>
-        </w:pBdr>
-        <w:ind w:left="120"/>
-      </w:pPr>
-      <w:r>
-        <w:rPr>
-          <w:rFonts w:ascii="Courier New" w:eastAsia="Courier New" w:hAnsi="Courier New" w:cs="Courier New"/>
-          <w:color w:val="222222"/>
-          <w:sz w:val="17"/>
-          <w:szCs w:val="17"/>
-        </w:rPr>
-        <w:t>D |--5-------7-----------------------|</w:t>
-      </w:r>
-    </w:p>
-    <w:p>
-      <w:pPr>
-        <w:keepNext/>
-        <w:keepLines/>
-        <w:pBdr>
-          <w:left w:val="single" w:sz="18" w:space="8" w:color="5B3FA6"/>
-        </w:pBdr>
-        <w:ind w:left="120"/>
-      </w:pPr>
-      <w:r>
-        <w:rPr>
-          <w:rFonts w:ascii="Courier New" w:eastAsia="Courier New" w:hAnsi="Courier New" w:cs="Courier New"/>
-          <w:color w:val="222222"/>
-          <w:sz w:val="17"/>
-          <w:szCs w:val="17"/>
-        </w:rPr>
-        <w:t>A |--5-------7------------------</w:t>
-      </w:r>
-      <w:r>
-        <w:rPr>
-          <w:rFonts w:ascii="Courier New" w:eastAsia="Courier New" w:hAnsi="Courier New" w:cs="Courier New"/>
-          <w:color w:val="222222"/>
-          <w:sz w:val="17"/>
-          <w:szCs w:val="17"/>
-        </w:rPr>
-        <w:t>-----|</w:t>
-      </w:r>
-    </w:p>
-    <w:p>
-      <w:pPr>
-        <w:keepLines/>
-        <w:pBdr>
-          <w:left w:val="single" w:sz="18" w:space="8" w:color="5B3FA6"/>
-        </w:pBdr>
-        <w:ind w:left="120"/>
-      </w:pPr>
-      <w:r>
-        <w:rPr>
-          <w:rFonts w:ascii="Courier New" w:eastAsia="Courier New" w:hAnsi="Courier New" w:cs="Courier New"/>
-          <w:color w:val="222222"/>
-          <w:sz w:val="17"/>
-          <w:szCs w:val="17"/>
-        </w:rPr>
-        <w:t>E |--5----------8--------------------|</w:t>
-      </w:r>
-    </w:p>
-    <w:p>
-      <w:pPr>
+        <w:t>Dress-ups in the box · Pattern 1 at fret 5 · h = hammer-on, / = slide</w:t>
+      </w:r>
+    </w:p>
+    <w:p>
+      <w:pPr>
+        <w:keepNext/>
+        <w:keepLines/>
+        <w:pBdr>
+          <w:left w:val="single" w:sz="18" w:space="8" w:color="5B3FA6"/>
+        </w:pBdr>
+        <w:ind w:left="120"/>
+      </w:pPr>
+      <w:r>
+        <w:rPr>
+          <w:rFonts w:ascii="Courier New" w:eastAsia="Courier New" w:hAnsi="Courier New" w:cs="Courier New"/>
+          <w:color w:val="222222"/>
+          <w:sz w:val="17"/>
+          <w:szCs w:val="17"/>
+        </w:rPr>
+        <w:t xml:space="preserve">     G A       C D        G A       C</w:t>
+      </w:r>
+    </w:p>
+    <w:p>
+      <w:pPr>
+        <w:keepNext/>
+        <w:keepLines/>
+        <w:pBdr>
+          <w:left w:val="single" w:sz="18" w:space="8" w:color="5B3FA6"/>
+        </w:pBdr>
+        <w:ind w:left="120"/>
+      </w:pPr>
+      <w:r>
+        <w:rPr>
+          <w:rFonts w:ascii="Courier New" w:eastAsia="Courier New" w:hAnsi="Courier New" w:cs="Courier New"/>
+          <w:color w:val="222222"/>
+          <w:sz w:val="17"/>
+          <w:szCs w:val="17"/>
+        </w:rPr>
+        <w:t>e |--------------------|------------</w:t>
+      </w:r>
+      <w:r>
+        <w:rPr>
+          <w:rFonts w:ascii="Courier New" w:eastAsia="Courier New" w:hAnsi="Courier New" w:cs="Courier New"/>
+          <w:color w:val="222222"/>
+          <w:sz w:val="17"/>
+          <w:szCs w:val="17"/>
+        </w:rPr>
+        <w:t>--------|</w:t>
+      </w:r>
+    </w:p>
+    <w:p>
+      <w:pPr>
+        <w:keepNext/>
+        <w:keepLines/>
+        <w:pBdr>
+          <w:left w:val="single" w:sz="18" w:space="8" w:color="5B3FA6"/>
+        </w:pBdr>
+        <w:ind w:left="120"/>
+      </w:pPr>
+      <w:r>
+        <w:rPr>
+          <w:rFonts w:ascii="Courier New" w:eastAsia="Courier New" w:hAnsi="Courier New" w:cs="Courier New"/>
+          <w:color w:val="222222"/>
+          <w:sz w:val="17"/>
+          <w:szCs w:val="17"/>
+        </w:rPr>
+        <w:t>B |--------------------|--------------------|</w:t>
+      </w:r>
+    </w:p>
+    <w:p>
+      <w:pPr>
+        <w:keepNext/>
+        <w:keepLines/>
+        <w:pBdr>
+          <w:left w:val="single" w:sz="18" w:space="8" w:color="5B3FA6"/>
+        </w:pBdr>
+        <w:ind w:left="120"/>
+      </w:pPr>
+      <w:r>
+        <w:rPr>
+          <w:rFonts w:ascii="Courier New" w:eastAsia="Courier New" w:hAnsi="Courier New" w:cs="Courier New"/>
+          <w:color w:val="222222"/>
+          <w:sz w:val="17"/>
+          <w:szCs w:val="17"/>
+        </w:rPr>
+        <w:t>G |------------</w:t>
+      </w:r>
+      <w:r>
+        <w:rPr>
+          <w:rFonts w:ascii="Courier New" w:eastAsia="Courier New" w:hAnsi="Courier New" w:cs="Courier New"/>
+          <w:b/>
+          <w:bCs/>
+          <w:color w:val="5B3FA6"/>
+          <w:sz w:val="17"/>
+          <w:szCs w:val="17"/>
+        </w:rPr>
+        <w:t>5</w:t>
+      </w:r>
+      <w:r>
+        <w:rPr>
+          <w:rFonts w:ascii="Courier New" w:eastAsia="Courier New" w:hAnsi="Courier New" w:cs="Courier New"/>
+          <w:color w:val="222222"/>
+          <w:sz w:val="17"/>
+          <w:szCs w:val="17"/>
+        </w:rPr>
+        <w:t>h</w:t>
+      </w:r>
+      <w:r>
+        <w:rPr>
+          <w:rFonts w:ascii="Courier New" w:eastAsia="Courier New" w:hAnsi="Courier New" w:cs="Courier New"/>
+          <w:b/>
+          <w:bCs/>
+          <w:color w:val="5B3FA6"/>
+          <w:sz w:val="17"/>
+          <w:szCs w:val="17"/>
+        </w:rPr>
+        <w:t>7</w:t>
+      </w:r>
+      <w:r>
+        <w:rPr>
+          <w:rFonts w:ascii="Courier New" w:eastAsia="Courier New" w:hAnsi="Courier New" w:cs="Courier New"/>
+          <w:color w:val="222222"/>
+          <w:sz w:val="17"/>
+          <w:szCs w:val="17"/>
+        </w:rPr>
+        <w:t>-----|------------</w:t>
+      </w:r>
+      <w:r>
+        <w:rPr>
+          <w:rFonts w:ascii="Courier New" w:eastAsia="Courier New" w:hAnsi="Courier New" w:cs="Courier New"/>
+          <w:b/>
+          <w:bCs/>
+          <w:color w:val="5B3FA6"/>
+          <w:sz w:val="17"/>
+          <w:szCs w:val="17"/>
+        </w:rPr>
+        <w:t>5</w:t>
+      </w:r>
+      <w:r>
+        <w:rPr>
+          <w:rFonts w:ascii="Courier New" w:eastAsia="Courier New" w:hAnsi="Courier New" w:cs="Courier New"/>
+          <w:color w:val="222222"/>
+          <w:sz w:val="17"/>
+          <w:szCs w:val="17"/>
+        </w:rPr>
+        <w:t>-------|</w:t>
+      </w:r>
+    </w:p>
+    <w:p>
+      <w:pPr>
+        <w:keepNext/>
+        <w:keepLines/>
+        <w:pBdr>
+          <w:left w:val="single" w:sz="18" w:space="8" w:color="5B3FA6"/>
+        </w:pBdr>
+        <w:ind w:left="120"/>
+      </w:pPr>
+      <w:r>
+        <w:rPr>
+          <w:rFonts w:ascii="Courier New" w:eastAsia="Courier New" w:hAnsi="Courier New" w:cs="Courier New"/>
+          <w:color w:val="222222"/>
+          <w:sz w:val="17"/>
+          <w:szCs w:val="17"/>
+        </w:rPr>
+        <w:t>D |--</w:t>
+      </w:r>
+      <w:r>
+        <w:rPr>
+          <w:rFonts w:ascii="Courier New" w:eastAsia="Courier New" w:hAnsi="Courier New" w:cs="Courier New"/>
+          <w:b/>
+          <w:bCs/>
+          <w:color w:val="5B3FA6"/>
+          <w:sz w:val="17"/>
+          <w:szCs w:val="17"/>
+        </w:rPr>
+        <w:t>5</w:t>
+      </w:r>
+      <w:r>
+        <w:rPr>
+          <w:rFonts w:ascii="Courier New" w:eastAsia="Courier New" w:hAnsi="Courier New" w:cs="Courier New"/>
+          <w:color w:val="222222"/>
+          <w:sz w:val="17"/>
+          <w:szCs w:val="17"/>
+        </w:rPr>
+        <w:t>h</w:t>
+      </w:r>
+      <w:r>
+        <w:rPr>
+          <w:rFonts w:ascii="Courier New" w:eastAsia="Courier New" w:hAnsi="Courier New" w:cs="Courier New"/>
+          <w:b/>
+          <w:bCs/>
+          <w:color w:val="5B3FA6"/>
+          <w:sz w:val="17"/>
+          <w:szCs w:val="17"/>
+        </w:rPr>
+        <w:t>7</w:t>
+      </w:r>
+      <w:r>
+        <w:rPr>
+          <w:rFonts w:ascii="Courier New" w:eastAsia="Courier New" w:hAnsi="Courier New" w:cs="Courier New"/>
+          <w:color w:val="222222"/>
+          <w:sz w:val="17"/>
+          <w:szCs w:val="17"/>
+        </w:rPr>
+        <w:t>---------------|--</w:t>
+      </w:r>
+      <w:r>
+        <w:rPr>
+          <w:rFonts w:ascii="Courier New" w:eastAsia="Courier New" w:hAnsi="Courier New" w:cs="Courier New"/>
+          <w:b/>
+          <w:bCs/>
+          <w:color w:val="5B3FA6"/>
+          <w:sz w:val="17"/>
+          <w:szCs w:val="17"/>
+        </w:rPr>
+        <w:t>5</w:t>
+      </w:r>
+      <w:r>
+        <w:rPr>
+          <w:rFonts w:ascii="Courier New" w:eastAsia="Courier New" w:hAnsi="Courier New" w:cs="Courier New"/>
+          <w:color w:val="222222"/>
+          <w:sz w:val="17"/>
+          <w:szCs w:val="17"/>
+        </w:rPr>
+        <w:t>/</w:t>
+      </w:r>
+      <w:r>
+        <w:rPr>
+          <w:rFonts w:ascii="Courier New" w:eastAsia="Courier New" w:hAnsi="Courier New" w:cs="Courier New"/>
+          <w:b/>
+          <w:bCs/>
+          <w:color w:val="5B3FA6"/>
+          <w:sz w:val="17"/>
+          <w:szCs w:val="17"/>
+        </w:rPr>
+        <w:t>7</w:t>
+      </w:r>
+      <w:r>
+        <w:rPr>
+          <w:rFonts w:ascii="Courier New" w:eastAsia="Courier New" w:hAnsi="Courier New" w:cs="Courier New"/>
+          <w:color w:val="222222"/>
+          <w:sz w:val="17"/>
+          <w:szCs w:val="17"/>
+        </w:rPr>
+        <w:t>---------------|</w:t>
+      </w:r>
+    </w:p>
+    <w:p>
+      <w:pPr>
+        <w:keepNext/>
+        <w:keepLines/>
+        <w:pBdr>
+          <w:left w:val="single" w:sz="18" w:space="8" w:color="5B3FA6"/>
+        </w:pBdr>
+        <w:ind w:left="120"/>
+      </w:pPr>
+      <w:r>
+        <w:rPr>
+          <w:rFonts w:ascii="Courier New" w:eastAsia="Courier New" w:hAnsi="Courier New" w:cs="Courier New"/>
+          <w:color w:val="222222"/>
+          <w:sz w:val="17"/>
+          <w:szCs w:val="17"/>
+        </w:rPr>
+        <w:t>A |--------------------|--------------------|</w:t>
+      </w:r>
+    </w:p>
+    <w:p>
+      <w:pPr>
+        <w:keepNext/>
+        <w:keepLines/>
+        <w:pBdr>
+          <w:left w:val="single" w:sz="18" w:space="8" w:color="5B3FA6"/>
+        </w:pBdr>
+        <w:ind w:left="120"/>
+      </w:pPr>
+      <w:r>
+        <w:rPr>
+          <w:rFonts w:ascii="Courier New" w:eastAsia="Courier New" w:hAnsi="Courier New" w:cs="Courier New"/>
+          <w:color w:val="222222"/>
+          <w:sz w:val="17"/>
+          <w:szCs w:val="17"/>
+        </w:rPr>
+        <w:t>E |--------------------|--------------------|</w:t>
+      </w:r>
+    </w:p>
+    <w:p>
+      <w:pPr>
+        <w:keepNext/>
         <w:spacing w:after="60"/>
       </w:pPr>
     </w:p>
@@ -2173,14 +2639,13 @@
           <w:bCs/>
           <w:color w:val="222222"/>
         </w:rPr>
-        <w:lastRenderedPageBreak/>
         <w:t xml:space="preserve">Play it: </w:t>
       </w:r>
       <w:r>
         <w:rPr>
           <w:color w:val="222222"/>
         </w:rPr>
-        <w:t>Run the box up and down, softly. Then improvise anywhere inside it.</w:t>
+        <w:t>Practice each move slowly. The second note must sound clearly.</w:t>
       </w:r>
     </w:p>
     <w:p>
@@ -2197,7 +2662,7 @@
         <w:rPr>
           <w:color w:val="222222"/>
         </w:rPr>
-        <w:t>Still land on C (low E, fret 8) to keep it major.</w:t>
+        <w:t>Then add them to your 3-note phrases.</w:t>
       </w:r>
     </w:p>
     <w:p>
@@ -2213,7 +2678,8 @@
           <w:sz w:val="23"/>
           <w:szCs w:val="23"/>
         </w:rPr>
-        <w:t xml:space="preserve">Rung 3 · </w:t>
+        <w:lastRenderedPageBreak/>
+        <w:t xml:space="preserve">Rung 4 · </w:t>
       </w:r>
       <w:r>
         <w:rPr>
@@ -2223,43 +2689,578 @@
           <w:sz w:val="23"/>
           <w:szCs w:val="23"/>
         </w:rPr>
-        <w:t>Hammer-ons and slides</w:t>
-      </w:r>
-    </w:p>
-    <w:p>
-      <w:pPr>
-        <w:keepNext/>
-        <w:spacing w:after="100"/>
-      </w:pPr>
-      <w:r>
-        <w:rPr>
-          <w:color w:val="222222"/>
+        <w:t>Two melodic licks</w:t>
+      </w:r>
+    </w:p>
+    <w:p>
+      <w:pPr>
+        <w:keepNext/>
+        <w:pBdr>
+          <w:left w:val="single" w:sz="18" w:space="8" w:color="5B3FA6"/>
+        </w:pBdr>
+        <w:spacing w:before="80" w:after="60"/>
+        <w:ind w:left="120"/>
+      </w:pPr>
+      <w:r>
+        <w:rPr>
+          <w:b/>
+          <w:bCs/>
+          <w:color w:val="5B3FA6"/>
+          <w:sz w:val="18"/>
+          <w:szCs w:val="18"/>
+        </w:rPr>
+        <w:t>Lick 1 · ascending · rises to G</w:t>
+      </w:r>
+    </w:p>
+    <w:p>
+      <w:pPr>
+        <w:keepNext/>
+        <w:keepLines/>
+        <w:pBdr>
+          <w:left w:val="single" w:sz="18" w:space="8" w:color="5B3FA6"/>
+        </w:pBdr>
+        <w:ind w:left="120"/>
+      </w:pPr>
+      <w:r>
+        <w:rPr>
+          <w:rFonts w:ascii="Courier New" w:eastAsia="Courier New" w:hAnsi="Courier New" w:cs="Courier New"/>
+          <w:color w:val="222222"/>
+          <w:sz w:val="17"/>
+          <w:szCs w:val="17"/>
+        </w:rPr>
+        <w:t xml:space="preserve">     C    D    E    G</w:t>
+      </w:r>
+    </w:p>
+    <w:p>
+      <w:pPr>
+        <w:keepNext/>
+        <w:keepLines/>
+        <w:pBdr>
+          <w:left w:val="single" w:sz="18" w:space="8" w:color="5B3FA6"/>
+        </w:pBdr>
+        <w:ind w:left="120"/>
+      </w:pPr>
+      <w:r>
+        <w:rPr>
+          <w:rFonts w:ascii="Courier New" w:eastAsia="Courier New" w:hAnsi="Courier New" w:cs="Courier New"/>
+          <w:color w:val="222222"/>
+          <w:sz w:val="17"/>
+          <w:szCs w:val="17"/>
+        </w:rPr>
+        <w:t>e |--------------------|</w:t>
+      </w:r>
+    </w:p>
+    <w:p>
+      <w:pPr>
+        <w:keepNext/>
+        <w:keepLines/>
+        <w:pBdr>
+          <w:left w:val="single" w:sz="18" w:space="8" w:color="5B3FA6"/>
+        </w:pBdr>
+        <w:ind w:left="120"/>
+      </w:pPr>
+      <w:r>
+        <w:rPr>
+          <w:rFonts w:ascii="Courier New" w:eastAsia="Courier New" w:hAnsi="Courier New" w:cs="Courier New"/>
+          <w:color w:val="222222"/>
+          <w:sz w:val="17"/>
+          <w:szCs w:val="17"/>
+        </w:rPr>
+        <w:t>B |------------</w:t>
+      </w:r>
+      <w:r>
+        <w:rPr>
+          <w:rFonts w:ascii="Courier New" w:eastAsia="Courier New" w:hAnsi="Courier New" w:cs="Courier New"/>
+          <w:b/>
+          <w:bCs/>
+          <w:color w:val="5B3FA6"/>
+          <w:sz w:val="17"/>
+          <w:szCs w:val="17"/>
+        </w:rPr>
+        <w:t>5</w:t>
+      </w:r>
+      <w:r>
+        <w:rPr>
+          <w:rFonts w:ascii="Courier New" w:eastAsia="Courier New" w:hAnsi="Courier New" w:cs="Courier New"/>
+          <w:color w:val="222222"/>
+          <w:sz w:val="17"/>
+          <w:szCs w:val="17"/>
+        </w:rPr>
+        <w:t>----</w:t>
+      </w:r>
+      <w:r>
+        <w:rPr>
+          <w:rFonts w:ascii="Courier New" w:eastAsia="Courier New" w:hAnsi="Courier New" w:cs="Courier New"/>
+          <w:b/>
+          <w:bCs/>
+          <w:color w:val="5B3FA6"/>
+          <w:sz w:val="17"/>
+          <w:szCs w:val="17"/>
+        </w:rPr>
+        <w:t>8</w:t>
+      </w:r>
+      <w:r>
+        <w:rPr>
+          <w:rFonts w:ascii="Courier New" w:eastAsia="Courier New" w:hAnsi="Courier New" w:cs="Courier New"/>
+          <w:color w:val="222222"/>
+          <w:sz w:val="17"/>
+          <w:szCs w:val="17"/>
+        </w:rPr>
+        <w:t>--|</w:t>
+      </w:r>
+    </w:p>
+    <w:p>
+      <w:pPr>
+        <w:keepNext/>
+        <w:keepLines/>
+        <w:pBdr>
+          <w:left w:val="single" w:sz="18" w:space="8" w:color="5B3FA6"/>
+        </w:pBdr>
+        <w:ind w:left="120"/>
+      </w:pPr>
+      <w:r>
+        <w:rPr>
+          <w:rFonts w:ascii="Courier New" w:eastAsia="Courier New" w:hAnsi="Courier New" w:cs="Courier New"/>
+          <w:color w:val="222222"/>
+          <w:sz w:val="17"/>
+          <w:szCs w:val="17"/>
+        </w:rPr>
+        <w:t>G |--</w:t>
+      </w:r>
+      <w:r>
+        <w:rPr>
+          <w:rFonts w:ascii="Courier New" w:eastAsia="Courier New" w:hAnsi="Courier New" w:cs="Courier New"/>
+          <w:b/>
+          <w:bCs/>
+          <w:color w:val="5B3FA6"/>
+          <w:sz w:val="17"/>
+          <w:szCs w:val="17"/>
+        </w:rPr>
+        <w:t>5</w:t>
+      </w:r>
+      <w:r>
+        <w:rPr>
+          <w:rFonts w:ascii="Courier New" w:eastAsia="Courier New" w:hAnsi="Courier New" w:cs="Courier New"/>
+          <w:color w:val="222222"/>
+          <w:sz w:val="17"/>
+          <w:szCs w:val="17"/>
+        </w:rPr>
+        <w:t>----</w:t>
+      </w:r>
+      <w:r>
+        <w:rPr>
+          <w:rFonts w:ascii="Courier New" w:eastAsia="Courier New" w:hAnsi="Courier New" w:cs="Courier New"/>
+          <w:b/>
+          <w:bCs/>
+          <w:color w:val="5B3FA6"/>
+          <w:sz w:val="17"/>
+          <w:szCs w:val="17"/>
+        </w:rPr>
+        <w:t>7</w:t>
+      </w:r>
+      <w:r>
+        <w:rPr>
+          <w:rFonts w:ascii="Courier New" w:eastAsia="Courier New" w:hAnsi="Courier New" w:cs="Courier New"/>
+          <w:color w:val="222222"/>
+          <w:sz w:val="17"/>
+          <w:szCs w:val="17"/>
+        </w:rPr>
+        <w:t>------------|</w:t>
+      </w:r>
+    </w:p>
+    <w:p>
+      <w:pPr>
+        <w:keepNext/>
+        <w:keepLines/>
+        <w:pBdr>
+          <w:left w:val="single" w:sz="18" w:space="8" w:color="5B3FA6"/>
+        </w:pBdr>
+        <w:ind w:left="120"/>
+      </w:pPr>
+      <w:r>
+        <w:rPr>
+          <w:rFonts w:ascii="Courier New" w:eastAsia="Courier New" w:hAnsi="Courier New" w:cs="Courier New"/>
+          <w:color w:val="222222"/>
+          <w:sz w:val="17"/>
+          <w:szCs w:val="17"/>
+        </w:rPr>
+        <w:t>D |--------------------|</w:t>
+      </w:r>
+    </w:p>
+    <w:p>
+      <w:pPr>
+        <w:keepNext/>
+        <w:keepLines/>
+        <w:pBdr>
+          <w:left w:val="single" w:sz="18" w:space="8" w:color="5B3FA6"/>
+        </w:pBdr>
+        <w:ind w:left="120"/>
+      </w:pPr>
+      <w:r>
+        <w:rPr>
+          <w:rFonts w:ascii="Courier New" w:eastAsia="Courier New" w:hAnsi="Courier New" w:cs="Courier New"/>
+          <w:color w:val="222222"/>
+          <w:sz w:val="17"/>
+          <w:szCs w:val="17"/>
+        </w:rPr>
+        <w:t>A |--------------------|</w:t>
+      </w:r>
+    </w:p>
+    <w:p>
+      <w:pPr>
+        <w:keepNext/>
+        <w:keepLines/>
+        <w:pBdr>
+          <w:left w:val="single" w:sz="18" w:space="8" w:color="5B3FA6"/>
+        </w:pBdr>
+        <w:ind w:left="120"/>
+      </w:pPr>
+      <w:r>
+        <w:rPr>
+          <w:rFonts w:ascii="Courier New" w:eastAsia="Courier New" w:hAnsi="Courier New" w:cs="Courier New"/>
+          <w:color w:val="222222"/>
+          <w:sz w:val="17"/>
+          <w:szCs w:val="17"/>
+        </w:rPr>
+        <w:t>E |--------------------|</w:t>
+      </w:r>
+    </w:p>
+    <w:p>
+      <w:pPr>
+        <w:keepNext/>
+        <w:spacing w:after="60"/>
+      </w:pPr>
+    </w:p>
+    <w:p>
+      <w:pPr>
+        <w:keepNext/>
+        <w:pBdr>
+          <w:left w:val="single" w:sz="18" w:space="8" w:color="5B3FA6"/>
+        </w:pBdr>
+        <w:spacing w:before="80" w:after="60"/>
+        <w:ind w:left="120"/>
+      </w:pPr>
+      <w:r>
+        <w:rPr>
+          <w:b/>
+          <w:bCs/>
+          <w:color w:val="5B3FA6"/>
+          <w:sz w:val="18"/>
+          <w:szCs w:val="18"/>
+        </w:rPr>
+        <w:t>Lick 2 · descending · lands on C</w:t>
+      </w:r>
+    </w:p>
+    <w:p>
+      <w:pPr>
+        <w:keepNext/>
+        <w:keepLines/>
+        <w:pBdr>
+          <w:left w:val="single" w:sz="18" w:space="8" w:color="5B3FA6"/>
+        </w:pBdr>
+        <w:ind w:left="120"/>
+      </w:pPr>
+      <w:r>
+        <w:rPr>
+          <w:rFonts w:ascii="Courier New" w:eastAsia="Courier New" w:hAnsi="Courier New" w:cs="Courier New"/>
+          <w:color w:val="222222"/>
+          <w:sz w:val="17"/>
+          <w:szCs w:val="17"/>
+        </w:rPr>
+        <w:t xml:space="preserve">     G    E    D    C</w:t>
+      </w:r>
+    </w:p>
+    <w:p>
+      <w:pPr>
+        <w:keepNext/>
+        <w:keepLines/>
+        <w:pBdr>
+          <w:left w:val="single" w:sz="18" w:space="8" w:color="5B3FA6"/>
+        </w:pBdr>
+        <w:ind w:left="120"/>
+      </w:pPr>
+      <w:r>
+        <w:rPr>
+          <w:rFonts w:ascii="Courier New" w:eastAsia="Courier New" w:hAnsi="Courier New" w:cs="Courier New"/>
+          <w:color w:val="222222"/>
+          <w:sz w:val="17"/>
+          <w:szCs w:val="17"/>
+        </w:rPr>
+        <w:t>e |--------------------|</w:t>
+      </w:r>
+    </w:p>
+    <w:p>
+      <w:pPr>
+        <w:keepNext/>
+        <w:keepLines/>
+        <w:pBdr>
+          <w:left w:val="single" w:sz="18" w:space="8" w:color="5B3FA6"/>
+        </w:pBdr>
+        <w:ind w:left="120"/>
+      </w:pPr>
+      <w:r>
+        <w:rPr>
+          <w:rFonts w:ascii="Courier New" w:eastAsia="Courier New" w:hAnsi="Courier New" w:cs="Courier New"/>
+          <w:color w:val="222222"/>
+          <w:sz w:val="17"/>
+          <w:szCs w:val="17"/>
+        </w:rPr>
+        <w:t>B |--</w:t>
+      </w:r>
+      <w:r>
+        <w:rPr>
+          <w:rFonts w:ascii="Courier New" w:eastAsia="Courier New" w:hAnsi="Courier New" w:cs="Courier New"/>
+          <w:b/>
+          <w:bCs/>
+          <w:color w:val="5B3FA6"/>
+          <w:sz w:val="17"/>
+          <w:szCs w:val="17"/>
+        </w:rPr>
+        <w:t>8</w:t>
+      </w:r>
+      <w:r>
+        <w:rPr>
+          <w:rFonts w:ascii="Courier New" w:eastAsia="Courier New" w:hAnsi="Courier New" w:cs="Courier New"/>
+          <w:color w:val="222222"/>
+          <w:sz w:val="17"/>
+          <w:szCs w:val="17"/>
+        </w:rPr>
+        <w:t>----</w:t>
+      </w:r>
+      <w:r>
+        <w:rPr>
+          <w:rFonts w:ascii="Courier New" w:eastAsia="Courier New" w:hAnsi="Courier New" w:cs="Courier New"/>
+          <w:b/>
+          <w:bCs/>
+          <w:color w:val="5B3FA6"/>
+          <w:sz w:val="17"/>
+          <w:szCs w:val="17"/>
+        </w:rPr>
+        <w:t>5</w:t>
+      </w:r>
+      <w:r>
+        <w:rPr>
+          <w:rFonts w:ascii="Courier New" w:eastAsia="Courier New" w:hAnsi="Courier New" w:cs="Courier New"/>
+          <w:color w:val="222222"/>
+          <w:sz w:val="17"/>
+          <w:szCs w:val="17"/>
+        </w:rPr>
+        <w:t>------------|</w:t>
+      </w:r>
+    </w:p>
+    <w:p>
+      <w:pPr>
+        <w:keepNext/>
+        <w:keepLines/>
+        <w:pBdr>
+          <w:left w:val="single" w:sz="18" w:space="8" w:color="5B3FA6"/>
+        </w:pBdr>
+        <w:ind w:left="120"/>
+      </w:pPr>
+      <w:r>
+        <w:rPr>
+          <w:rFonts w:ascii="Courier New" w:eastAsia="Courier New" w:hAnsi="Courier New" w:cs="Courier New"/>
+          <w:color w:val="222222"/>
+          <w:sz w:val="17"/>
+          <w:szCs w:val="17"/>
+        </w:rPr>
+        <w:t>G |------------</w:t>
+      </w:r>
+      <w:r>
+        <w:rPr>
+          <w:rFonts w:ascii="Courier New" w:eastAsia="Courier New" w:hAnsi="Courier New" w:cs="Courier New"/>
+          <w:b/>
+          <w:bCs/>
+          <w:color w:val="5B3FA6"/>
+          <w:sz w:val="17"/>
+          <w:szCs w:val="17"/>
+        </w:rPr>
+        <w:t>7</w:t>
+      </w:r>
+      <w:r>
+        <w:rPr>
+          <w:rFonts w:ascii="Courier New" w:eastAsia="Courier New" w:hAnsi="Courier New" w:cs="Courier New"/>
+          <w:color w:val="222222"/>
+          <w:sz w:val="17"/>
+          <w:szCs w:val="17"/>
+        </w:rPr>
+        <w:t>----</w:t>
+      </w:r>
+      <w:r>
+        <w:rPr>
+          <w:rFonts w:ascii="Courier New" w:eastAsia="Courier New" w:hAnsi="Courier New" w:cs="Courier New"/>
+          <w:b/>
+          <w:bCs/>
+          <w:color w:val="5B3FA6"/>
+          <w:sz w:val="17"/>
+          <w:szCs w:val="17"/>
+        </w:rPr>
+        <w:t>5</w:t>
+      </w:r>
+      <w:r>
+        <w:rPr>
+          <w:rFonts w:ascii="Courier New" w:eastAsia="Courier New" w:hAnsi="Courier New" w:cs="Courier New"/>
+          <w:color w:val="222222"/>
+          <w:sz w:val="17"/>
+          <w:szCs w:val="17"/>
+        </w:rPr>
+        <w:t>--|</w:t>
+      </w:r>
+    </w:p>
+    <w:p>
+      <w:pPr>
+        <w:keepNext/>
+        <w:keepLines/>
+        <w:pBdr>
+          <w:left w:val="single" w:sz="18" w:space="8" w:color="5B3FA6"/>
+        </w:pBdr>
+        <w:ind w:left="120"/>
+      </w:pPr>
+      <w:r>
+        <w:rPr>
+          <w:rFonts w:ascii="Courier New" w:eastAsia="Courier New" w:hAnsi="Courier New" w:cs="Courier New"/>
+          <w:color w:val="222222"/>
+          <w:sz w:val="17"/>
+          <w:szCs w:val="17"/>
+        </w:rPr>
+        <w:t>D |--------------------|</w:t>
+      </w:r>
+    </w:p>
+    <w:p>
+      <w:pPr>
+        <w:keepNext/>
+        <w:keepLines/>
+        <w:pBdr>
+          <w:left w:val="single" w:sz="18" w:space="8" w:color="5B3FA6"/>
+        </w:pBdr>
+        <w:ind w:left="120"/>
+      </w:pPr>
+      <w:r>
+        <w:rPr>
+          <w:rFonts w:ascii="Courier New" w:eastAsia="Courier New" w:hAnsi="Courier New" w:cs="Courier New"/>
+          <w:color w:val="222222"/>
+          <w:sz w:val="17"/>
+          <w:szCs w:val="17"/>
+        </w:rPr>
+        <w:t>A |--------------------|</w:t>
+      </w:r>
+    </w:p>
+    <w:p>
+      <w:pPr>
+        <w:keepNext/>
+        <w:keepLines/>
+        <w:pBdr>
+          <w:left w:val="single" w:sz="18" w:space="8" w:color="5B3FA6"/>
+        </w:pBdr>
+        <w:ind w:left="120"/>
+      </w:pPr>
+      <w:r>
+        <w:rPr>
+          <w:rFonts w:ascii="Courier New" w:eastAsia="Courier New" w:hAnsi="Courier New" w:cs="Courier New"/>
+          <w:color w:val="222222"/>
+          <w:sz w:val="17"/>
+          <w:szCs w:val="17"/>
+        </w:rPr>
+        <w:t>E |--------------------|</w:t>
+      </w:r>
+    </w:p>
+    <w:p>
+      <w:pPr>
+        <w:keepNext/>
+        <w:spacing w:after="60"/>
+      </w:pPr>
+    </w:p>
+    <w:p>
+      <w:pPr>
+        <w:keepLines/>
+        <w:pBdr>
+          <w:left w:val="single" w:sz="18" w:space="8" w:color="5B3FA6"/>
+        </w:pBdr>
+        <w:shd w:val="clear" w:color="auto" w:fill="EFEBF8"/>
+        <w:spacing w:before="80" w:after="120"/>
+        <w:ind w:left="120"/>
+      </w:pPr>
+      <w:r>
+        <w:rPr>
+          <w:b/>
+          <w:bCs/>
+          <w:color w:val="222222"/>
+        </w:rPr>
+        <w:t xml:space="preserve">Play it: </w:t>
+      </w:r>
+      <w:r>
+        <w:rPr>
+          <w:color w:val="222222"/>
+        </w:rPr>
+        <w:t>Learn each lick exactly. Then change one note or the rhythm.</w:t>
+      </w:r>
+    </w:p>
+    <w:p>
+      <w:pPr>
+        <w:spacing w:after="120"/>
+        <w:ind w:left="120"/>
+      </w:pPr>
+      <w:r>
+        <w:rPr>
+          <w:b/>
+          <w:bCs/>
+          <w:color w:val="5B3FA6"/>
+        </w:rPr>
+        <w:t xml:space="preserve">You've got it when: </w:t>
+      </w:r>
+      <w:r>
+        <w:rPr>
+          <w:color w:val="222222"/>
+        </w:rPr>
+        <w:t>Your solo uses the box, a hammer-on or slide, and one lick.</w:t>
+      </w:r>
+    </w:p>
+    <w:p>
+      <w:pPr>
+        <w:keepNext/>
+        <w:spacing w:before="60" w:after="30"/>
+      </w:pPr>
+      <w:r>
+        <w:rPr>
+          <w:b/>
+          <w:bCs/>
+          <w:color w:val="5B3FA6"/>
           <w:sz w:val="22"/>
           <w:szCs w:val="22"/>
         </w:rPr>
-        <w:t>h = hammer-on. Pick the first note, then tap the hi</w:t>
-      </w:r>
-      <w:r>
-        <w:rPr>
-          <w:color w:val="222222"/>
-          <w:sz w:val="22"/>
-          <w:szCs w:val="22"/>
-        </w:rPr>
-        <w:t>gher fret with your ring finger.</w:t>
-      </w:r>
-    </w:p>
-    <w:p>
-      <w:pPr>
-        <w:keepNext/>
-        <w:spacing w:after="100"/>
-      </w:pPr>
-      <w:r>
-        <w:rPr>
-          <w:color w:val="222222"/>
-          <w:sz w:val="22"/>
-          <w:szCs w:val="22"/>
-        </w:rPr>
-        <w:t>/ = slide. Pick once, keep pressing, slide up.</w:t>
+        <w:t>Level up</w:t>
+      </w:r>
+    </w:p>
+    <w:p>
+      <w:pPr>
+        <w:keepNext/>
+        <w:spacing w:after="40"/>
+        <w:ind w:left="360"/>
+      </w:pPr>
+      <w:r>
+        <w:rPr>
+          <w:color w:val="222222"/>
+        </w:rPr>
+        <w:t xml:space="preserve">Call and response. Play 2 bars that end away from C. Then play 2 bars </w:t>
+      </w:r>
+      <w:r>
+        <w:rPr>
+          <w:color w:val="222222"/>
+        </w:rPr>
+        <w:t>that end on C.</w:t>
+      </w:r>
+    </w:p>
+    <w:p>
+      <w:pPr>
+        <w:keepNext/>
+        <w:spacing w:after="40"/>
+        <w:ind w:left="360"/>
+      </w:pPr>
+      <w:r>
+        <w:rPr>
+          <w:color w:val="222222"/>
+        </w:rPr>
+        <w:t>Here is one to start with. Then make your own.</w:t>
       </w:r>
     </w:p>
     <w:p>
@@ -2279,933 +3280,6 @@
           <w:sz w:val="18"/>
           <w:szCs w:val="18"/>
         </w:rPr>
-        <w:t>Dress-ups in the box · Pattern 1 at fret 5 · h = hammer-on, / = slide</w:t>
-      </w:r>
-    </w:p>
-    <w:p>
-      <w:pPr>
-        <w:keepNext/>
-        <w:keepLines/>
-        <w:pBdr>
-          <w:left w:val="single" w:sz="18" w:space="8" w:color="5B3FA6"/>
-        </w:pBdr>
-        <w:ind w:left="120"/>
-      </w:pPr>
-      <w:r>
-        <w:rPr>
-          <w:rFonts w:ascii="Courier New" w:eastAsia="Courier New" w:hAnsi="Courier New" w:cs="Courier New"/>
-          <w:color w:val="222222"/>
-          <w:sz w:val="17"/>
-          <w:szCs w:val="17"/>
-        </w:rPr>
-        <w:t xml:space="preserve">     G A       C D        G A       C</w:t>
-      </w:r>
-    </w:p>
-    <w:p>
-      <w:pPr>
-        <w:keepNext/>
-        <w:keepLines/>
-        <w:pBdr>
-          <w:left w:val="single" w:sz="18" w:space="8" w:color="5B3FA6"/>
-        </w:pBdr>
-        <w:ind w:left="120"/>
-      </w:pPr>
-      <w:r>
-        <w:rPr>
-          <w:rFonts w:ascii="Courier New" w:eastAsia="Courier New" w:hAnsi="Courier New" w:cs="Courier New"/>
-          <w:color w:val="222222"/>
-          <w:sz w:val="17"/>
-          <w:szCs w:val="17"/>
-        </w:rPr>
-        <w:t>e |--------------------|--------------------|</w:t>
-      </w:r>
-    </w:p>
-    <w:p>
-      <w:pPr>
-        <w:keepNext/>
-        <w:keepLines/>
-        <w:pBdr>
-          <w:left w:val="single" w:sz="18" w:space="8" w:color="5B3FA6"/>
-        </w:pBdr>
-        <w:ind w:left="120"/>
-      </w:pPr>
-      <w:r>
-        <w:rPr>
-          <w:rFonts w:ascii="Courier New" w:eastAsia="Courier New" w:hAnsi="Courier New" w:cs="Courier New"/>
-          <w:color w:val="222222"/>
-          <w:sz w:val="17"/>
-          <w:szCs w:val="17"/>
-        </w:rPr>
-        <w:t>B |--------------------|--------------------|</w:t>
-      </w:r>
-    </w:p>
-    <w:p>
-      <w:pPr>
-        <w:keepNext/>
-        <w:keepLines/>
-        <w:pBdr>
-          <w:left w:val="single" w:sz="18" w:space="8" w:color="5B3FA6"/>
-        </w:pBdr>
-        <w:ind w:left="120"/>
-      </w:pPr>
-      <w:r>
-        <w:rPr>
-          <w:rFonts w:ascii="Courier New" w:eastAsia="Courier New" w:hAnsi="Courier New" w:cs="Courier New"/>
-          <w:color w:val="222222"/>
-          <w:sz w:val="17"/>
-          <w:szCs w:val="17"/>
-        </w:rPr>
-        <w:t>G |------------</w:t>
-      </w:r>
-      <w:r>
-        <w:rPr>
-          <w:rFonts w:ascii="Courier New" w:eastAsia="Courier New" w:hAnsi="Courier New" w:cs="Courier New"/>
-          <w:b/>
-          <w:bCs/>
-          <w:color w:val="5B3FA6"/>
-          <w:sz w:val="17"/>
-          <w:szCs w:val="17"/>
-        </w:rPr>
-        <w:t>5</w:t>
-      </w:r>
-      <w:r>
-        <w:rPr>
-          <w:rFonts w:ascii="Courier New" w:eastAsia="Courier New" w:hAnsi="Courier New" w:cs="Courier New"/>
-          <w:color w:val="222222"/>
-          <w:sz w:val="17"/>
-          <w:szCs w:val="17"/>
-        </w:rPr>
-        <w:t>h</w:t>
-      </w:r>
-      <w:r>
-        <w:rPr>
-          <w:rFonts w:ascii="Courier New" w:eastAsia="Courier New" w:hAnsi="Courier New" w:cs="Courier New"/>
-          <w:b/>
-          <w:bCs/>
-          <w:color w:val="5B3FA6"/>
-          <w:sz w:val="17"/>
-          <w:szCs w:val="17"/>
-        </w:rPr>
-        <w:t>7</w:t>
-      </w:r>
-      <w:r>
-        <w:rPr>
-          <w:rFonts w:ascii="Courier New" w:eastAsia="Courier New" w:hAnsi="Courier New" w:cs="Courier New"/>
-          <w:color w:val="222222"/>
-          <w:sz w:val="17"/>
-          <w:szCs w:val="17"/>
-        </w:rPr>
-        <w:t>-----|------------</w:t>
-      </w:r>
-      <w:r>
-        <w:rPr>
-          <w:rFonts w:ascii="Courier New" w:eastAsia="Courier New" w:hAnsi="Courier New" w:cs="Courier New"/>
-          <w:b/>
-          <w:bCs/>
-          <w:color w:val="5B3FA6"/>
-          <w:sz w:val="17"/>
-          <w:szCs w:val="17"/>
-        </w:rPr>
-        <w:t>5</w:t>
-      </w:r>
-      <w:r>
-        <w:rPr>
-          <w:rFonts w:ascii="Courier New" w:eastAsia="Courier New" w:hAnsi="Courier New" w:cs="Courier New"/>
-          <w:color w:val="222222"/>
-          <w:sz w:val="17"/>
-          <w:szCs w:val="17"/>
-        </w:rPr>
-        <w:t>-------|</w:t>
-      </w:r>
-    </w:p>
-    <w:p>
-      <w:pPr>
-        <w:keepNext/>
-        <w:keepLines/>
-        <w:pBdr>
-          <w:left w:val="single" w:sz="18" w:space="8" w:color="5B3FA6"/>
-        </w:pBdr>
-        <w:ind w:left="120"/>
-      </w:pPr>
-      <w:r>
-        <w:rPr>
-          <w:rFonts w:ascii="Courier New" w:eastAsia="Courier New" w:hAnsi="Courier New" w:cs="Courier New"/>
-          <w:color w:val="222222"/>
-          <w:sz w:val="17"/>
-          <w:szCs w:val="17"/>
-        </w:rPr>
-        <w:t>D |--</w:t>
-      </w:r>
-      <w:r>
-        <w:rPr>
-          <w:rFonts w:ascii="Courier New" w:eastAsia="Courier New" w:hAnsi="Courier New" w:cs="Courier New"/>
-          <w:b/>
-          <w:bCs/>
-          <w:color w:val="5B3FA6"/>
-          <w:sz w:val="17"/>
-          <w:szCs w:val="17"/>
-        </w:rPr>
-        <w:t>5</w:t>
-      </w:r>
-      <w:r>
-        <w:rPr>
-          <w:rFonts w:ascii="Courier New" w:eastAsia="Courier New" w:hAnsi="Courier New" w:cs="Courier New"/>
-          <w:color w:val="222222"/>
-          <w:sz w:val="17"/>
-          <w:szCs w:val="17"/>
-        </w:rPr>
-        <w:t>h</w:t>
-      </w:r>
-      <w:r>
-        <w:rPr>
-          <w:rFonts w:ascii="Courier New" w:eastAsia="Courier New" w:hAnsi="Courier New" w:cs="Courier New"/>
-          <w:b/>
-          <w:bCs/>
-          <w:color w:val="5B3FA6"/>
-          <w:sz w:val="17"/>
-          <w:szCs w:val="17"/>
-        </w:rPr>
-        <w:t>7</w:t>
-      </w:r>
-      <w:r>
-        <w:rPr>
-          <w:rFonts w:ascii="Courier New" w:eastAsia="Courier New" w:hAnsi="Courier New" w:cs="Courier New"/>
-          <w:color w:val="222222"/>
-          <w:sz w:val="17"/>
-          <w:szCs w:val="17"/>
-        </w:rPr>
-        <w:t>---------------|--</w:t>
-      </w:r>
-      <w:r>
-        <w:rPr>
-          <w:rFonts w:ascii="Courier New" w:eastAsia="Courier New" w:hAnsi="Courier New" w:cs="Courier New"/>
-          <w:b/>
-          <w:bCs/>
-          <w:color w:val="5B3FA6"/>
-          <w:sz w:val="17"/>
-          <w:szCs w:val="17"/>
-        </w:rPr>
-        <w:t>5</w:t>
-      </w:r>
-      <w:r>
-        <w:rPr>
-          <w:rFonts w:ascii="Courier New" w:eastAsia="Courier New" w:hAnsi="Courier New" w:cs="Courier New"/>
-          <w:color w:val="222222"/>
-          <w:sz w:val="17"/>
-          <w:szCs w:val="17"/>
-        </w:rPr>
-        <w:t>/</w:t>
-      </w:r>
-      <w:r>
-        <w:rPr>
-          <w:rFonts w:ascii="Courier New" w:eastAsia="Courier New" w:hAnsi="Courier New" w:cs="Courier New"/>
-          <w:b/>
-          <w:bCs/>
-          <w:color w:val="5B3FA6"/>
-          <w:sz w:val="17"/>
-          <w:szCs w:val="17"/>
-        </w:rPr>
-        <w:t>7</w:t>
-      </w:r>
-      <w:r>
-        <w:rPr>
-          <w:rFonts w:ascii="Courier New" w:eastAsia="Courier New" w:hAnsi="Courier New" w:cs="Courier New"/>
-          <w:color w:val="222222"/>
-          <w:sz w:val="17"/>
-          <w:szCs w:val="17"/>
-        </w:rPr>
-        <w:t>---------------|</w:t>
-      </w:r>
-    </w:p>
-    <w:p>
-      <w:pPr>
-        <w:keepNext/>
-        <w:keepLines/>
-        <w:pBdr>
-          <w:left w:val="single" w:sz="18" w:space="8" w:color="5B3FA6"/>
-        </w:pBdr>
-        <w:ind w:left="120"/>
-      </w:pPr>
-      <w:r>
-        <w:rPr>
-          <w:rFonts w:ascii="Courier New" w:eastAsia="Courier New" w:hAnsi="Courier New" w:cs="Courier New"/>
-          <w:color w:val="222222"/>
-          <w:sz w:val="17"/>
-          <w:szCs w:val="17"/>
-        </w:rPr>
-        <w:t>A |--------------------|--------------------|</w:t>
-      </w:r>
-    </w:p>
-    <w:p>
-      <w:pPr>
-        <w:keepLines/>
-        <w:pBdr>
-          <w:left w:val="single" w:sz="18" w:space="8" w:color="5B3FA6"/>
-        </w:pBdr>
-        <w:ind w:left="120"/>
-      </w:pPr>
-      <w:r>
-        <w:rPr>
-          <w:rFonts w:ascii="Courier New" w:eastAsia="Courier New" w:hAnsi="Courier New" w:cs="Courier New"/>
-          <w:color w:val="222222"/>
-          <w:sz w:val="17"/>
-          <w:szCs w:val="17"/>
-        </w:rPr>
-        <w:t>E |--------------------|--------------------|</w:t>
-      </w:r>
-    </w:p>
-    <w:p>
-      <w:pPr>
-        <w:spacing w:after="60"/>
-      </w:pPr>
-    </w:p>
-    <w:p>
-      <w:pPr>
-        <w:keepNext/>
-        <w:keepLines/>
-        <w:pBdr>
-          <w:left w:val="single" w:sz="18" w:space="8" w:color="5B3FA6"/>
-        </w:pBdr>
-        <w:shd w:val="clear" w:color="auto" w:fill="EFEBF8"/>
-        <w:spacing w:before="80" w:after="20"/>
-        <w:ind w:left="120"/>
-      </w:pPr>
-      <w:r>
-        <w:rPr>
-          <w:b/>
-          <w:bCs/>
-          <w:color w:val="222222"/>
-        </w:rPr>
-        <w:t xml:space="preserve">Play it: </w:t>
-      </w:r>
-      <w:r>
-        <w:rPr>
-          <w:color w:val="222222"/>
-        </w:rPr>
-        <w:t>Practice each move slowly. The second note must sound clearly.</w:t>
-      </w:r>
-    </w:p>
-    <w:p>
-      <w:pPr>
-        <w:keepLines/>
-        <w:pBdr>
-          <w:left w:val="single" w:sz="18" w:space="8" w:color="5B3FA6"/>
-        </w:pBdr>
-        <w:shd w:val="clear" w:color="auto" w:fill="EFEBF8"/>
-        <w:spacing w:after="120"/>
-        <w:ind w:left="120"/>
-      </w:pPr>
-      <w:r>
-        <w:rPr>
-          <w:color w:val="222222"/>
-        </w:rPr>
-        <w:t>Then add them to your three-note phrases.</w:t>
-      </w:r>
-    </w:p>
-    <w:p>
-      <w:pPr>
-        <w:keepNext/>
-        <w:spacing w:before="120" w:after="60"/>
-      </w:pPr>
-      <w:r>
-        <w:rPr>
-          <w:b/>
-          <w:bCs/>
-          <w:color w:val="5B3FA6"/>
-          <w:sz w:val="23"/>
-          <w:szCs w:val="23"/>
-        </w:rPr>
-        <w:t xml:space="preserve">Rung 4 · </w:t>
-      </w:r>
-      <w:r>
-        <w:rPr>
-          <w:b/>
-          <w:bCs/>
-          <w:color w:val="222222"/>
-          <w:sz w:val="23"/>
-          <w:szCs w:val="23"/>
-        </w:rPr>
-        <w:t>Two melodic licks</w:t>
-      </w:r>
-    </w:p>
-    <w:p>
-      <w:pPr>
-        <w:keepNext/>
-        <w:pBdr>
-          <w:left w:val="single" w:sz="18" w:space="8" w:color="5B3FA6"/>
-        </w:pBdr>
-        <w:spacing w:before="80" w:after="60"/>
-        <w:ind w:left="120"/>
-      </w:pPr>
-      <w:r>
-        <w:rPr>
-          <w:b/>
-          <w:bCs/>
-          <w:color w:val="5B3FA6"/>
-          <w:sz w:val="18"/>
-          <w:szCs w:val="18"/>
-        </w:rPr>
-        <w:t>Lick 1 · ascending · rises to G</w:t>
-      </w:r>
-    </w:p>
-    <w:p>
-      <w:pPr>
-        <w:keepNext/>
-        <w:keepLines/>
-        <w:pBdr>
-          <w:left w:val="single" w:sz="18" w:space="8" w:color="5B3FA6"/>
-        </w:pBdr>
-        <w:ind w:left="120"/>
-      </w:pPr>
-      <w:r>
-        <w:rPr>
-          <w:rFonts w:ascii="Courier New" w:eastAsia="Courier New" w:hAnsi="Courier New" w:cs="Courier New"/>
-          <w:color w:val="222222"/>
-          <w:sz w:val="17"/>
-          <w:szCs w:val="17"/>
-        </w:rPr>
-        <w:t xml:space="preserve">     C    D    E    G</w:t>
-      </w:r>
-    </w:p>
-    <w:p>
-      <w:pPr>
-        <w:keepNext/>
-        <w:keepLines/>
-        <w:pBdr>
-          <w:left w:val="single" w:sz="18" w:space="8" w:color="5B3FA6"/>
-        </w:pBdr>
-        <w:ind w:left="120"/>
-      </w:pPr>
-      <w:r>
-        <w:rPr>
-          <w:rFonts w:ascii="Courier New" w:eastAsia="Courier New" w:hAnsi="Courier New" w:cs="Courier New"/>
-          <w:color w:val="222222"/>
-          <w:sz w:val="17"/>
-          <w:szCs w:val="17"/>
-        </w:rPr>
-        <w:t>e |--------------------|</w:t>
-      </w:r>
-    </w:p>
-    <w:p>
-      <w:pPr>
-        <w:keepNext/>
-        <w:keepLines/>
-        <w:pBdr>
-          <w:left w:val="single" w:sz="18" w:space="8" w:color="5B3FA6"/>
-        </w:pBdr>
-        <w:ind w:left="120"/>
-      </w:pPr>
-      <w:r>
-        <w:rPr>
-          <w:rFonts w:ascii="Courier New" w:eastAsia="Courier New" w:hAnsi="Courier New" w:cs="Courier New"/>
-          <w:color w:val="222222"/>
-          <w:sz w:val="17"/>
-          <w:szCs w:val="17"/>
-        </w:rPr>
-        <w:t>B |------------</w:t>
-      </w:r>
-      <w:r>
-        <w:rPr>
-          <w:rFonts w:ascii="Courier New" w:eastAsia="Courier New" w:hAnsi="Courier New" w:cs="Courier New"/>
-          <w:b/>
-          <w:bCs/>
-          <w:color w:val="5B3FA6"/>
-          <w:sz w:val="17"/>
-          <w:szCs w:val="17"/>
-        </w:rPr>
-        <w:t>5</w:t>
-      </w:r>
-      <w:r>
-        <w:rPr>
-          <w:rFonts w:ascii="Courier New" w:eastAsia="Courier New" w:hAnsi="Courier New" w:cs="Courier New"/>
-          <w:color w:val="222222"/>
-          <w:sz w:val="17"/>
-          <w:szCs w:val="17"/>
-        </w:rPr>
-        <w:t>----</w:t>
-      </w:r>
-      <w:r>
-        <w:rPr>
-          <w:rFonts w:ascii="Courier New" w:eastAsia="Courier New" w:hAnsi="Courier New" w:cs="Courier New"/>
-          <w:b/>
-          <w:bCs/>
-          <w:color w:val="5B3FA6"/>
-          <w:sz w:val="17"/>
-          <w:szCs w:val="17"/>
-        </w:rPr>
-        <w:t>8</w:t>
-      </w:r>
-      <w:r>
-        <w:rPr>
-          <w:rFonts w:ascii="Courier New" w:eastAsia="Courier New" w:hAnsi="Courier New" w:cs="Courier New"/>
-          <w:color w:val="222222"/>
-          <w:sz w:val="17"/>
-          <w:szCs w:val="17"/>
-        </w:rPr>
-        <w:t>--|</w:t>
-      </w:r>
-    </w:p>
-    <w:p>
-      <w:pPr>
-        <w:keepNext/>
-        <w:keepLines/>
-        <w:pBdr>
-          <w:left w:val="single" w:sz="18" w:space="8" w:color="5B3FA6"/>
-        </w:pBdr>
-        <w:ind w:left="120"/>
-      </w:pPr>
-      <w:r>
-        <w:rPr>
-          <w:rFonts w:ascii="Courier New" w:eastAsia="Courier New" w:hAnsi="Courier New" w:cs="Courier New"/>
-          <w:color w:val="222222"/>
-          <w:sz w:val="17"/>
-          <w:szCs w:val="17"/>
-        </w:rPr>
-        <w:t>G |--</w:t>
-      </w:r>
-      <w:r>
-        <w:rPr>
-          <w:rFonts w:ascii="Courier New" w:eastAsia="Courier New" w:hAnsi="Courier New" w:cs="Courier New"/>
-          <w:b/>
-          <w:bCs/>
-          <w:color w:val="5B3FA6"/>
-          <w:sz w:val="17"/>
-          <w:szCs w:val="17"/>
-        </w:rPr>
-        <w:t>5</w:t>
-      </w:r>
-      <w:r>
-        <w:rPr>
-          <w:rFonts w:ascii="Courier New" w:eastAsia="Courier New" w:hAnsi="Courier New" w:cs="Courier New"/>
-          <w:color w:val="222222"/>
-          <w:sz w:val="17"/>
-          <w:szCs w:val="17"/>
-        </w:rPr>
-        <w:t>----</w:t>
-      </w:r>
-      <w:r>
-        <w:rPr>
-          <w:rFonts w:ascii="Courier New" w:eastAsia="Courier New" w:hAnsi="Courier New" w:cs="Courier New"/>
-          <w:b/>
-          <w:bCs/>
-          <w:color w:val="5B3FA6"/>
-          <w:sz w:val="17"/>
-          <w:szCs w:val="17"/>
-        </w:rPr>
-        <w:t>7</w:t>
-      </w:r>
-      <w:r>
-        <w:rPr>
-          <w:rFonts w:ascii="Courier New" w:eastAsia="Courier New" w:hAnsi="Courier New" w:cs="Courier New"/>
-          <w:color w:val="222222"/>
-          <w:sz w:val="17"/>
-          <w:szCs w:val="17"/>
-        </w:rPr>
-        <w:t>------------|</w:t>
-      </w:r>
-    </w:p>
-    <w:p>
-      <w:pPr>
-        <w:keepNext/>
-        <w:keepLines/>
-        <w:pBdr>
-          <w:left w:val="single" w:sz="18" w:space="8" w:color="5B3FA6"/>
-        </w:pBdr>
-        <w:ind w:left="120"/>
-      </w:pPr>
-      <w:r>
-        <w:rPr>
-          <w:rFonts w:ascii="Courier New" w:eastAsia="Courier New" w:hAnsi="Courier New" w:cs="Courier New"/>
-          <w:color w:val="222222"/>
-          <w:sz w:val="17"/>
-          <w:szCs w:val="17"/>
-        </w:rPr>
-        <w:t>D |--------------------|</w:t>
-      </w:r>
-    </w:p>
-    <w:p>
-      <w:pPr>
-        <w:keepNext/>
-        <w:keepLines/>
-        <w:pBdr>
-          <w:left w:val="single" w:sz="18" w:space="8" w:color="5B3FA6"/>
-        </w:pBdr>
-        <w:ind w:left="120"/>
-      </w:pPr>
-      <w:r>
-        <w:rPr>
-          <w:rFonts w:ascii="Courier New" w:eastAsia="Courier New" w:hAnsi="Courier New" w:cs="Courier New"/>
-          <w:color w:val="222222"/>
-          <w:sz w:val="17"/>
-          <w:szCs w:val="17"/>
-        </w:rPr>
-        <w:t>A |--------------------|</w:t>
-      </w:r>
-    </w:p>
-    <w:p>
-      <w:pPr>
-        <w:keepLines/>
-        <w:pBdr>
-          <w:left w:val="single" w:sz="18" w:space="8" w:color="5B3FA6"/>
-        </w:pBdr>
-        <w:ind w:left="120"/>
-      </w:pPr>
-      <w:r>
-        <w:rPr>
-          <w:rFonts w:ascii="Courier New" w:eastAsia="Courier New" w:hAnsi="Courier New" w:cs="Courier New"/>
-          <w:color w:val="222222"/>
-          <w:sz w:val="17"/>
-          <w:szCs w:val="17"/>
-        </w:rPr>
-        <w:t>E |--------------------|</w:t>
-      </w:r>
-    </w:p>
-    <w:p>
-      <w:pPr>
-        <w:spacing w:after="60"/>
-      </w:pPr>
-    </w:p>
-    <w:p>
-      <w:pPr>
-        <w:keepNext/>
-        <w:pBdr>
-          <w:left w:val="single" w:sz="18" w:space="8" w:color="5B3FA6"/>
-        </w:pBdr>
-        <w:spacing w:before="80" w:after="60"/>
-        <w:ind w:left="120"/>
-      </w:pPr>
-      <w:r>
-        <w:rPr>
-          <w:b/>
-          <w:bCs/>
-          <w:color w:val="5B3FA6"/>
-          <w:sz w:val="18"/>
-          <w:szCs w:val="18"/>
-        </w:rPr>
-        <w:t>Lick 2 · descending · lands on C</w:t>
-      </w:r>
-    </w:p>
-    <w:p>
-      <w:pPr>
-        <w:keepNext/>
-        <w:keepLines/>
-        <w:pBdr>
-          <w:left w:val="single" w:sz="18" w:space="8" w:color="5B3FA6"/>
-        </w:pBdr>
-        <w:ind w:left="120"/>
-      </w:pPr>
-      <w:r>
-        <w:rPr>
-          <w:rFonts w:ascii="Courier New" w:eastAsia="Courier New" w:hAnsi="Courier New" w:cs="Courier New"/>
-          <w:color w:val="222222"/>
-          <w:sz w:val="17"/>
-          <w:szCs w:val="17"/>
-        </w:rPr>
-        <w:t xml:space="preserve">     G    E    D    C</w:t>
-      </w:r>
-    </w:p>
-    <w:p>
-      <w:pPr>
-        <w:keepNext/>
-        <w:keepLines/>
-        <w:pBdr>
-          <w:left w:val="single" w:sz="18" w:space="8" w:color="5B3FA6"/>
-        </w:pBdr>
-        <w:ind w:left="120"/>
-      </w:pPr>
-      <w:r>
-        <w:rPr>
-          <w:rFonts w:ascii="Courier New" w:eastAsia="Courier New" w:hAnsi="Courier New" w:cs="Courier New"/>
-          <w:color w:val="222222"/>
-          <w:sz w:val="17"/>
-          <w:szCs w:val="17"/>
-        </w:rPr>
-        <w:t>e |--------------------|</w:t>
-      </w:r>
-    </w:p>
-    <w:p>
-      <w:pPr>
-        <w:keepNext/>
-        <w:keepLines/>
-        <w:pBdr>
-          <w:left w:val="single" w:sz="18" w:space="8" w:color="5B3FA6"/>
-        </w:pBdr>
-        <w:ind w:left="120"/>
-      </w:pPr>
-      <w:r>
-        <w:rPr>
-          <w:rFonts w:ascii="Courier New" w:eastAsia="Courier New" w:hAnsi="Courier New" w:cs="Courier New"/>
-          <w:color w:val="222222"/>
-          <w:sz w:val="17"/>
-          <w:szCs w:val="17"/>
-        </w:rPr>
-        <w:t>B |--</w:t>
-      </w:r>
-      <w:r>
-        <w:rPr>
-          <w:rFonts w:ascii="Courier New" w:eastAsia="Courier New" w:hAnsi="Courier New" w:cs="Courier New"/>
-          <w:b/>
-          <w:bCs/>
-          <w:color w:val="5B3FA6"/>
-          <w:sz w:val="17"/>
-          <w:szCs w:val="17"/>
-        </w:rPr>
-        <w:t>8</w:t>
-      </w:r>
-      <w:r>
-        <w:rPr>
-          <w:rFonts w:ascii="Courier New" w:eastAsia="Courier New" w:hAnsi="Courier New" w:cs="Courier New"/>
-          <w:color w:val="222222"/>
-          <w:sz w:val="17"/>
-          <w:szCs w:val="17"/>
-        </w:rPr>
-        <w:t>----</w:t>
-      </w:r>
-      <w:r>
-        <w:rPr>
-          <w:rFonts w:ascii="Courier New" w:eastAsia="Courier New" w:hAnsi="Courier New" w:cs="Courier New"/>
-          <w:b/>
-          <w:bCs/>
-          <w:color w:val="5B3FA6"/>
-          <w:sz w:val="17"/>
-          <w:szCs w:val="17"/>
-        </w:rPr>
-        <w:t>5</w:t>
-      </w:r>
-      <w:r>
-        <w:rPr>
-          <w:rFonts w:ascii="Courier New" w:eastAsia="Courier New" w:hAnsi="Courier New" w:cs="Courier New"/>
-          <w:color w:val="222222"/>
-          <w:sz w:val="17"/>
-          <w:szCs w:val="17"/>
-        </w:rPr>
-        <w:t>------------|</w:t>
-      </w:r>
-    </w:p>
-    <w:p>
-      <w:pPr>
-        <w:keepNext/>
-        <w:keepLines/>
-        <w:pBdr>
-          <w:left w:val="single" w:sz="18" w:space="8" w:color="5B3FA6"/>
-        </w:pBdr>
-        <w:ind w:left="120"/>
-      </w:pPr>
-      <w:r>
-        <w:rPr>
-          <w:rFonts w:ascii="Courier New" w:eastAsia="Courier New" w:hAnsi="Courier New" w:cs="Courier New"/>
-          <w:color w:val="222222"/>
-          <w:sz w:val="17"/>
-          <w:szCs w:val="17"/>
-        </w:rPr>
-        <w:t>G |------------</w:t>
-      </w:r>
-      <w:r>
-        <w:rPr>
-          <w:rFonts w:ascii="Courier New" w:eastAsia="Courier New" w:hAnsi="Courier New" w:cs="Courier New"/>
-          <w:b/>
-          <w:bCs/>
-          <w:color w:val="5B3FA6"/>
-          <w:sz w:val="17"/>
-          <w:szCs w:val="17"/>
-        </w:rPr>
-        <w:t>7</w:t>
-      </w:r>
-      <w:r>
-        <w:rPr>
-          <w:rFonts w:ascii="Courier New" w:eastAsia="Courier New" w:hAnsi="Courier New" w:cs="Courier New"/>
-          <w:color w:val="222222"/>
-          <w:sz w:val="17"/>
-          <w:szCs w:val="17"/>
-        </w:rPr>
-        <w:t>----</w:t>
-      </w:r>
-      <w:r>
-        <w:rPr>
-          <w:rFonts w:ascii="Courier New" w:eastAsia="Courier New" w:hAnsi="Courier New" w:cs="Courier New"/>
-          <w:b/>
-          <w:bCs/>
-          <w:color w:val="5B3FA6"/>
-          <w:sz w:val="17"/>
-          <w:szCs w:val="17"/>
-        </w:rPr>
-        <w:t>5</w:t>
-      </w:r>
-      <w:r>
-        <w:rPr>
-          <w:rFonts w:ascii="Courier New" w:eastAsia="Courier New" w:hAnsi="Courier New" w:cs="Courier New"/>
-          <w:color w:val="222222"/>
-          <w:sz w:val="17"/>
-          <w:szCs w:val="17"/>
-        </w:rPr>
-        <w:t>--|</w:t>
-      </w:r>
-    </w:p>
-    <w:p>
-      <w:pPr>
-        <w:keepNext/>
-        <w:keepLines/>
-        <w:pBdr>
-          <w:left w:val="single" w:sz="18" w:space="8" w:color="5B3FA6"/>
-        </w:pBdr>
-        <w:ind w:left="120"/>
-      </w:pPr>
-      <w:r>
-        <w:rPr>
-          <w:rFonts w:ascii="Courier New" w:eastAsia="Courier New" w:hAnsi="Courier New" w:cs="Courier New"/>
-          <w:color w:val="222222"/>
-          <w:sz w:val="17"/>
-          <w:szCs w:val="17"/>
-        </w:rPr>
-        <w:t>D |--------------------|</w:t>
-      </w:r>
-    </w:p>
-    <w:p>
-      <w:pPr>
-        <w:keepNext/>
-        <w:keepLines/>
-        <w:pBdr>
-          <w:left w:val="single" w:sz="18" w:space="8" w:color="5B3FA6"/>
-        </w:pBdr>
-        <w:ind w:left="120"/>
-      </w:pPr>
-      <w:r>
-        <w:rPr>
-          <w:rFonts w:ascii="Courier New" w:eastAsia="Courier New" w:hAnsi="Courier New" w:cs="Courier New"/>
-          <w:color w:val="222222"/>
-          <w:sz w:val="17"/>
-          <w:szCs w:val="17"/>
-        </w:rPr>
-        <w:t>A |--------------------|</w:t>
-      </w:r>
-    </w:p>
-    <w:p>
-      <w:pPr>
-        <w:keepLines/>
-        <w:pBdr>
-          <w:left w:val="single" w:sz="18" w:space="8" w:color="5B3FA6"/>
-        </w:pBdr>
-        <w:ind w:left="120"/>
-      </w:pPr>
-      <w:r>
-        <w:rPr>
-          <w:rFonts w:ascii="Courier New" w:eastAsia="Courier New" w:hAnsi="Courier New" w:cs="Courier New"/>
-          <w:color w:val="222222"/>
-          <w:sz w:val="17"/>
-          <w:szCs w:val="17"/>
-        </w:rPr>
-        <w:t>E |--------------------|</w:t>
-      </w:r>
-    </w:p>
-    <w:p>
-      <w:pPr>
-        <w:spacing w:after="60"/>
-      </w:pPr>
-    </w:p>
-    <w:p>
-      <w:pPr>
-        <w:keepLines/>
-        <w:pBdr>
-          <w:left w:val="single" w:sz="18" w:space="8" w:color="5B3FA6"/>
-        </w:pBdr>
-        <w:shd w:val="clear" w:color="auto" w:fill="EFEBF8"/>
-        <w:spacing w:before="80" w:after="120"/>
-        <w:ind w:left="120"/>
-      </w:pPr>
-      <w:r>
-        <w:rPr>
-          <w:b/>
-          <w:bCs/>
-          <w:color w:val="222222"/>
-        </w:rPr>
-        <w:t xml:space="preserve">Play it: </w:t>
-      </w:r>
-      <w:r>
-        <w:rPr>
-          <w:color w:val="222222"/>
-        </w:rPr>
-        <w:t>Learn each lick exactly. Then change one note or the rhythm.</w:t>
-      </w:r>
-    </w:p>
-    <w:p>
-      <w:pPr>
-        <w:spacing w:after="120"/>
-        <w:ind w:left="120"/>
-      </w:pPr>
-      <w:r>
-        <w:rPr>
-          <w:b/>
-          <w:bCs/>
-          <w:color w:val="5B3FA6"/>
-        </w:rPr>
-        <w:t xml:space="preserve">You've got it when: </w:t>
-      </w:r>
-      <w:r>
-        <w:rPr>
-          <w:color w:val="222222"/>
-        </w:rPr>
-        <w:t>Your solo uses the box, a hammer-on or slide, and one lick.</w:t>
-      </w:r>
-    </w:p>
-    <w:p>
-      <w:pPr>
-        <w:keepNext/>
-        <w:spacing w:before="60" w:after="30"/>
-      </w:pPr>
-      <w:r>
-        <w:rPr>
-          <w:b/>
-          <w:bCs/>
-          <w:color w:val="5B3FA6"/>
-          <w:sz w:val="22"/>
-          <w:szCs w:val="22"/>
-        </w:rPr>
-        <w:t>Level up</w:t>
-      </w:r>
-    </w:p>
-    <w:p>
-      <w:pPr>
-        <w:keepNext/>
-        <w:spacing w:after="40"/>
-        <w:ind w:left="360"/>
-      </w:pPr>
-      <w:r>
-        <w:rPr>
-          <w:color w:val="222222"/>
-        </w:rPr>
-        <w:t>Call and response. Play 2 bars that end away from C. Then play 2 bars that end on C.</w:t>
-      </w:r>
-    </w:p>
-    <w:p>
-      <w:pPr>
-        <w:keepNext/>
-        <w:spacing w:after="40"/>
-        <w:ind w:left="360"/>
-      </w:pPr>
-      <w:r>
-        <w:rPr>
-          <w:color w:val="222222"/>
-        </w:rPr>
-        <w:t>Here is one to start with. Then make your own.</w:t>
-      </w:r>
-    </w:p>
-    <w:p>
-      <w:pPr>
-        <w:keepNext/>
-        <w:pBdr>
-          <w:left w:val="single" w:sz="18" w:space="8" w:color="5B3FA6"/>
-        </w:pBdr>
-        <w:spacing w:before="80" w:after="60"/>
-        <w:ind w:left="120"/>
-      </w:pPr>
-      <w:r>
-        <w:rPr>
-          <w:b/>
-          <w:bCs/>
-          <w:color w:val="5B3FA6"/>
-          <w:sz w:val="18"/>
-          <w:szCs w:val="18"/>
-        </w:rPr>
         <w:t>Level up · call and response · 4 bars</w:t>
       </w:r>
     </w:p>
@@ -3225,7 +3299,7 @@
           <w:sz w:val="17"/>
           <w:szCs w:val="17"/>
         </w:rPr>
-        <w:t xml:space="preserve">     G  A  C  D        D              G  A       D  C</w:t>
+        <w:t xml:space="preserve">      G  A  C  D        D                 G  A              D  C</w:t>
       </w:r>
     </w:p>
     <w:p>
@@ -3282,206 +3356,26 @@
           <w:sz w:val="17"/>
           <w:szCs w:val="17"/>
         </w:rPr>
-        <w:t>G |--------</w:t>
-      </w:r>
-      <w:r>
-        <w:rPr>
-          <w:rFonts w:ascii="Courier New" w:eastAsia="Courier New" w:hAnsi="Courier New" w:cs="Courier New"/>
-          <w:b/>
-          <w:bCs/>
-          <w:color w:val="5B3FA6"/>
-          <w:sz w:val="17"/>
-          <w:szCs w:val="17"/>
-        </w:rPr>
-        <w:t>5</w:t>
-      </w:r>
-      <w:r>
-        <w:rPr>
-          <w:rFonts w:ascii="Courier New" w:eastAsia="Courier New" w:hAnsi="Courier New" w:cs="Courier New"/>
-          <w:color w:val="222222"/>
-          <w:sz w:val="17"/>
-          <w:szCs w:val="17"/>
-        </w:rPr>
-        <w:t>--</w:t>
-      </w:r>
-      <w:r>
-        <w:rPr>
-          <w:rFonts w:ascii="Courier New" w:eastAsia="Courier New" w:hAnsi="Courier New" w:cs="Courier New"/>
-          <w:b/>
-          <w:bCs/>
-          <w:color w:val="5B3FA6"/>
-          <w:sz w:val="17"/>
-          <w:szCs w:val="17"/>
-        </w:rPr>
-        <w:t>7</w:t>
-      </w:r>
-      <w:r>
-        <w:rPr>
-          <w:rFonts w:ascii="Courier New" w:eastAsia="Courier New" w:hAnsi="Courier New" w:cs="Courier New"/>
-          <w:color w:val="222222"/>
-          <w:sz w:val="17"/>
-          <w:szCs w:val="17"/>
-        </w:rPr>
-        <w:t>----|--</w:t>
-      </w:r>
-      <w:r>
-        <w:rPr>
-          <w:rFonts w:ascii="Courier New" w:eastAsia="Courier New" w:hAnsi="Courier New" w:cs="Courier New"/>
-          <w:b/>
-          <w:bCs/>
-          <w:color w:val="5B3FA6"/>
-          <w:sz w:val="17"/>
-          <w:szCs w:val="17"/>
-        </w:rPr>
-        <w:t>7</w:t>
-      </w:r>
-      <w:r>
-        <w:rPr>
-          <w:rFonts w:ascii="Courier New" w:eastAsia="Courier New" w:hAnsi="Courier New" w:cs="Courier New"/>
-          <w:color w:val="222222"/>
-          <w:sz w:val="17"/>
-          <w:szCs w:val="17"/>
-        </w:rPr>
-        <w:t>-------------|----------------|-----</w:t>
-      </w:r>
-      <w:r>
-        <w:rPr>
-          <w:rFonts w:ascii="Courier New" w:eastAsia="Courier New" w:hAnsi="Courier New" w:cs="Courier New"/>
-          <w:b/>
-          <w:bCs/>
-          <w:color w:val="5B3FA6"/>
-          <w:sz w:val="17"/>
-          <w:szCs w:val="17"/>
-        </w:rPr>
-        <w:t>7</w:t>
-      </w:r>
-      <w:r>
-        <w:rPr>
-          <w:rFonts w:ascii="Courier New" w:eastAsia="Courier New" w:hAnsi="Courier New" w:cs="Courier New"/>
-          <w:color w:val="222222"/>
-          <w:sz w:val="17"/>
-          <w:szCs w:val="17"/>
-        </w:rPr>
-        <w:t>--</w:t>
-      </w:r>
-      <w:r>
-        <w:rPr>
-          <w:rFonts w:ascii="Courier New" w:eastAsia="Courier New" w:hAnsi="Courier New" w:cs="Courier New"/>
-          <w:b/>
-          <w:bCs/>
-          <w:color w:val="5B3FA6"/>
-          <w:sz w:val="17"/>
-          <w:szCs w:val="17"/>
-        </w:rPr>
-        <w:t>5</w:t>
-      </w:r>
-      <w:r>
-        <w:rPr>
-          <w:rFonts w:ascii="Courier New" w:eastAsia="Courier New" w:hAnsi="Courier New" w:cs="Courier New"/>
-          <w:color w:val="222222"/>
-          <w:sz w:val="17"/>
-          <w:szCs w:val="17"/>
-        </w:rPr>
-        <w:t>----|</w:t>
-      </w:r>
-    </w:p>
-    <w:p>
-      <w:pPr>
-        <w:keepNext/>
-        <w:keepLines/>
-        <w:pBdr>
-          <w:left w:val="single" w:sz="18" w:space="8" w:color="5B3FA6"/>
-        </w:pBdr>
-        <w:ind w:left="120"/>
-      </w:pPr>
-      <w:r>
-        <w:rPr>
-          <w:rFonts w:ascii="Courier New" w:eastAsia="Courier New" w:hAnsi="Courier New" w:cs="Courier New"/>
-          <w:color w:val="222222"/>
-          <w:sz w:val="17"/>
-          <w:szCs w:val="17"/>
-        </w:rPr>
-        <w:t>D |--</w:t>
-      </w:r>
-      <w:r>
-        <w:rPr>
-          <w:rFonts w:ascii="Courier New" w:eastAsia="Courier New" w:hAnsi="Courier New" w:cs="Courier New"/>
-          <w:b/>
-          <w:bCs/>
-          <w:color w:val="5B3FA6"/>
-          <w:sz w:val="17"/>
-          <w:szCs w:val="17"/>
-        </w:rPr>
-        <w:t>5</w:t>
-      </w:r>
-      <w:r>
-        <w:rPr>
-          <w:rFonts w:ascii="Courier New" w:eastAsia="Courier New" w:hAnsi="Courier New" w:cs="Courier New"/>
-          <w:color w:val="222222"/>
-          <w:sz w:val="17"/>
-          <w:szCs w:val="17"/>
-        </w:rPr>
-        <w:t>--</w:t>
-      </w:r>
-      <w:r>
-        <w:rPr>
-          <w:rFonts w:ascii="Courier New" w:eastAsia="Courier New" w:hAnsi="Courier New" w:cs="Courier New"/>
-          <w:b/>
-          <w:bCs/>
-          <w:color w:val="5B3FA6"/>
-          <w:sz w:val="17"/>
-          <w:szCs w:val="17"/>
-        </w:rPr>
-        <w:t>7</w:t>
-      </w:r>
-      <w:r>
-        <w:rPr>
-          <w:rFonts w:ascii="Courier New" w:eastAsia="Courier New" w:hAnsi="Courier New" w:cs="Courier New"/>
-          <w:color w:val="222222"/>
-          <w:sz w:val="17"/>
-          <w:szCs w:val="17"/>
-        </w:rPr>
-        <w:t>----------|----------------|--</w:t>
-      </w:r>
-      <w:r>
-        <w:rPr>
-          <w:rFonts w:ascii="Courier New" w:eastAsia="Courier New" w:hAnsi="Courier New" w:cs="Courier New"/>
-          <w:b/>
-          <w:bCs/>
-          <w:color w:val="5B3FA6"/>
-          <w:sz w:val="17"/>
-          <w:szCs w:val="17"/>
-        </w:rPr>
-        <w:t>5</w:t>
-      </w:r>
-      <w:r>
-        <w:rPr>
-          <w:rFonts w:ascii="Courier New" w:eastAsia="Courier New" w:hAnsi="Courier New" w:cs="Courier New"/>
-          <w:color w:val="222222"/>
-          <w:sz w:val="17"/>
-          <w:szCs w:val="17"/>
-        </w:rPr>
-        <w:t>--</w:t>
-      </w:r>
-      <w:r>
-        <w:rPr>
-          <w:rFonts w:ascii="Courier New" w:eastAsia="Courier New" w:hAnsi="Courier New" w:cs="Courier New"/>
-          <w:b/>
-          <w:bCs/>
-          <w:color w:val="5B3FA6"/>
-          <w:sz w:val="17"/>
-          <w:szCs w:val="17"/>
-        </w:rPr>
-        <w:t>7</w:t>
-      </w:r>
-      <w:r>
-        <w:rPr>
-          <w:rFonts w:ascii="Courier New" w:eastAsia="Courier New" w:hAnsi="Courier New" w:cs="Courier New"/>
-          <w:color w:val="222222"/>
-          <w:sz w:val="17"/>
-          <w:szCs w:val="17"/>
-        </w:rPr>
-        <w:t>----------|----------------|</w:t>
+        <w:t>G |--------5--7----|--7-------------|----------------|-----7--5-------|</w:t>
+      </w:r>
+    </w:p>
+    <w:p>
+      <w:pPr>
+        <w:keepNext/>
+        <w:keepLines/>
+        <w:pBdr>
+          <w:left w:val="single" w:sz="18" w:space="8" w:color="5B3FA6"/>
+        </w:pBdr>
+        <w:ind w:left="120"/>
+      </w:pPr>
+      <w:r>
+        <w:rPr>
+          <w:rFonts w:ascii="Courier New" w:eastAsia="Courier New" w:hAnsi="Courier New" w:cs="Courier New"/>
+          <w:color w:val="222222"/>
+          <w:sz w:val="17"/>
+          <w:szCs w:val="17"/>
+        </w:rPr>
+        <w:t>D |--5--7----------|----------------|--5--7----------|----------------|</w:t>
       </w:r>
     </w:p>
     <w:p>
@@ -3505,6 +3399,7 @@
     </w:p>
     <w:p>
       <w:pPr>
+        <w:keepNext/>
         <w:keepLines/>
         <w:pBdr>
           <w:left w:val="single" w:sz="18" w:space="8" w:color="5B3FA6"/>
@@ -3523,6 +3418,7 @@
     </w:p>
     <w:p>
       <w:pPr>
+        <w:keepNext/>
         <w:spacing w:after="60"/>
       </w:pPr>
     </w:p>
@@ -3544,7 +3440,6 @@
           <w:sz w:val="20"/>
           <w:szCs w:val="20"/>
         </w:rPr>
-        <w:lastRenderedPageBreak/>
         <w:t xml:space="preserve">LAYER 5  </w:t>
       </w:r>
       <w:r>
@@ -3578,7 +3473,7 @@
           <w:sz w:val="22"/>
           <w:szCs w:val="22"/>
         </w:rPr>
-        <w:t>Now the whole progression as open chords — the shape</w:t>
+        <w:t xml:space="preserve">Now the whole progression as open chords — the shapes you know: C, G, Am, F. Use </w:t>
       </w:r>
       <w:r>
         <w:rPr>
@@ -3586,7 +3481,7 @@
           <w:sz w:val="22"/>
           <w:szCs w:val="22"/>
         </w:rPr>
-        <w:t>s you know: C, G, Am, F. Use the small F (top four strings, xx3211). One full bar per chord, unhurried, to get the shapes and changes solid.</w:t>
+        <w:t>the small F (top 4 strings, xx3211). One full bar per chord, unhurried, to get the shapes and changes solid.</w:t>
       </w:r>
     </w:p>
     <w:tbl>
@@ -3942,6 +3837,7 @@
     </w:p>
     <w:p>
       <w:pPr>
+        <w:keepNext/>
         <w:keepLines/>
         <w:pBdr>
           <w:left w:val="single" w:sz="18" w:space="8" w:color="5B3FA6"/>
@@ -3960,6 +3856,7 @@
     </w:p>
     <w:p>
       <w:pPr>
+        <w:keepNext/>
         <w:spacing w:after="60"/>
       </w:pPr>
     </w:p>
@@ -4057,6 +3954,7 @@
           <w:sz w:val="22"/>
           <w:szCs w:val="22"/>
         </w:rPr>
+        <w:lastRenderedPageBreak/>
         <w:t>Level up</w:t>
       </w:r>
     </w:p>
@@ -4070,7 +3968,7 @@
         <w:rPr>
           <w:color w:val="222222"/>
         </w:rPr>
-        <w:t>Once this feels easy, play it twice as fast: two beats per chord instead of four.</w:t>
+        <w:t>Once this feels easy, play it twice as fast: 2 beats per chord instead of 4.</w:t>
       </w:r>
     </w:p>
     <w:p>
@@ -4103,7 +4001,7 @@
           <w:sz w:val="18"/>
           <w:szCs w:val="18"/>
         </w:rPr>
-        <w:t xml:space="preserve">Level up · </w:t>
+        <w:t>Level up · two b</w:t>
       </w:r>
       <w:r>
         <w:rPr>
@@ -4113,7 +4011,7 @@
           <w:sz w:val="18"/>
           <w:szCs w:val="18"/>
         </w:rPr>
-        <w:t>two beats per chord · verse</w:t>
+        <w:t>eats per chord · verse</w:t>
       </w:r>
     </w:p>
     <w:p>
@@ -4137,6 +4035,7 @@
     </w:p>
     <w:p>
       <w:pPr>
+        <w:keepNext/>
         <w:keepLines/>
         <w:pBdr>
           <w:left w:val="single" w:sz="18" w:space="8" w:color="5B3FA6"/>
@@ -4155,6 +4054,7 @@
     </w:p>
     <w:p>
       <w:pPr>
+        <w:keepNext/>
         <w:spacing w:after="60"/>
       </w:pPr>
     </w:p>
@@ -4224,29 +4124,29 @@
           <w:sz w:val="22"/>
           <w:szCs w:val="22"/>
         </w:rPr>
-        <w:t>Trade the strum for a soft 8-note roll, p-i-m-a-m-i-m-i, two notes per beat — the same song, now a lullaby. Your thumb walks the bass note of each chord.</w:t>
-      </w:r>
-    </w:p>
-    <w:p>
-      <w:pPr>
-        <w:keepNext/>
-        <w:spacing w:after="100"/>
-      </w:pPr>
+        <w:t>Trade the strum for a soft 8-note roll, p-i-m-a-m-i-m-i, 2 notes per beat. Your thumb</w:t>
+      </w:r>
       <w:r>
         <w:rPr>
           <w:color w:val="222222"/>
           <w:sz w:val="22"/>
           <w:szCs w:val="22"/>
         </w:rPr>
-        <w:t xml:space="preserve">p = thumb · i = index · m = middle · a = ring. The thumb plays the bass note. The fingers stay on the </w:t>
-      </w:r>
+        <w:t xml:space="preserve"> walks the bass note of each chord.</w:t>
+      </w:r>
+    </w:p>
+    <w:p>
+      <w:pPr>
+        <w:keepNext/>
+        <w:spacing w:after="100"/>
+      </w:pPr>
       <w:r>
         <w:rPr>
           <w:color w:val="222222"/>
           <w:sz w:val="22"/>
           <w:szCs w:val="22"/>
         </w:rPr>
-        <w:t>G, B, and e strings.</w:t>
+        <w:t>p = thumb · i = index · m = middle · a = ring. The thumb plays the bass note. The fingers stay on the G, B, and e strings.</w:t>
       </w:r>
     </w:p>
     <w:tbl>
@@ -4862,6 +4762,7 @@
     </w:p>
     <w:p>
       <w:pPr>
+        <w:keepNext/>
         <w:keepLines/>
         <w:pBdr>
           <w:left w:val="single" w:sz="18" w:space="8" w:color="5B3FA6"/>
@@ -4880,6 +4781,7 @@
     </w:p>
     <w:p>
       <w:pPr>
+        <w:keepNext/>
         <w:spacing w:after="60"/>
       </w:pPr>
     </w:p>
@@ -4900,7 +4802,6 @@
           <w:bCs/>
           <w:color w:val="222222"/>
         </w:rPr>
-        <w:lastRenderedPageBreak/>
         <w:t xml:space="preserve">Play it: </w:t>
       </w:r>
       <w:r>
@@ -4981,7 +4882,16 @@
           <w:sz w:val="17"/>
           <w:szCs w:val="17"/>
         </w:rPr>
-        <w:t xml:space="preserve">     C                          G</w:t>
+        <w:t xml:space="preserve">     C                     </w:t>
+      </w:r>
+      <w:r>
+        <w:rPr>
+          <w:rFonts w:ascii="Courier New" w:eastAsia="Courier New" w:hAnsi="Courier New" w:cs="Courier New"/>
+          <w:color w:val="222222"/>
+          <w:sz w:val="17"/>
+          <w:szCs w:val="17"/>
+        </w:rPr>
+        <w:t xml:space="preserve">     G</w:t>
       </w:r>
     </w:p>
     <w:p>
@@ -5159,16 +5069,7 @@
           <w:sz w:val="17"/>
           <w:szCs w:val="17"/>
         </w:rPr>
-        <w:t>-</w:t>
-      </w:r>
-      <w:r>
-        <w:rPr>
-          <w:rFonts w:ascii="Courier New" w:eastAsia="Courier New" w:hAnsi="Courier New" w:cs="Courier New"/>
-          <w:color w:val="222222"/>
-          <w:sz w:val="17"/>
-          <w:szCs w:val="17"/>
-        </w:rPr>
-        <w:t>----</w:t>
+        <w:t>-----</w:t>
       </w:r>
       <w:r>
         <w:rPr>
@@ -5872,6 +5773,7 @@
     </w:p>
     <w:p>
       <w:pPr>
+        <w:keepNext/>
         <w:keepLines/>
         <w:pBdr>
           <w:left w:val="single" w:sz="18" w:space="8" w:color="5B3FA6"/>
@@ -5890,6 +5792,7 @@
     </w:p>
     <w:p>
       <w:pPr>
+        <w:keepNext/>
         <w:spacing w:after="60"/>
       </w:pPr>
     </w:p>
@@ -5904,7 +5807,15 @@
           <w:bCs/>
           <w:color w:val="5B3FA6"/>
         </w:rPr>
-        <w:t xml:space="preserve">You've got it when: </w:t>
+        <w:t>You've got it wh</w:t>
+      </w:r>
+      <w:r>
+        <w:rPr>
+          <w:b/>
+          <w:bCs/>
+          <w:color w:val="5B3FA6"/>
+        </w:rPr>
+        <w:t xml:space="preserve">en: </w:t>
       </w:r>
       <w:r>
         <w:rPr>
@@ -5926,6 +5837,7 @@
           <w:sz w:val="22"/>
           <w:szCs w:val="22"/>
         </w:rPr>
+        <w:lastRenderedPageBreak/>
         <w:t>Level up</w:t>
       </w:r>
     </w:p>
@@ -5939,21 +5851,967 @@
         <w:rPr>
           <w:color w:val="222222"/>
         </w:rPr>
-        <w:t>Cycle the full C · G · Am · F loop, one bar each, without breaking the pattern.</w:t>
-      </w:r>
-    </w:p>
-    <w:p>
-      <w:pPr>
-        <w:keepNext/>
-        <w:spacing w:after="40"/>
-        <w:ind w:left="360"/>
-      </w:pPr>
-      <w:r>
-        <w:rPr>
-          <w:color w:val="222222"/>
-        </w:rPr>
-        <w:t>Or move to Layer 7 — the song's guitar solo, from your Layer 4 box.</w:t>
-      </w:r>
+        <w:t>Play the same roll on the chorus chords. Thumb finds the new bass note.</w:t>
+      </w:r>
+    </w:p>
+    <w:p>
+      <w:pPr>
+        <w:keepNext/>
+        <w:pBdr>
+          <w:left w:val="single" w:sz="18" w:space="8" w:color="5B3FA6"/>
+        </w:pBdr>
+        <w:spacing w:before="80" w:after="60"/>
+        <w:ind w:left="120"/>
+      </w:pPr>
+      <w:r>
+        <w:rPr>
+          <w:b/>
+          <w:bCs/>
+          <w:color w:val="5B3FA6"/>
+          <w:sz w:val="18"/>
+          <w:szCs w:val="18"/>
+        </w:rPr>
+        <w:t>Level up · the chorus roll · one bar per chord</w:t>
+      </w:r>
+    </w:p>
+    <w:p>
+      <w:pPr>
+        <w:keepNext/>
+        <w:keepLines/>
+        <w:pBdr>
+          <w:left w:val="single" w:sz="18" w:space="8" w:color="5B3FA6"/>
+        </w:pBdr>
+        <w:ind w:left="120"/>
+      </w:pPr>
+      <w:r>
+        <w:rPr>
+          <w:rFonts w:ascii="Courier New" w:eastAsia="Courier New" w:hAnsi="Courier New" w:cs="Courier New"/>
+          <w:color w:val="222222"/>
+          <w:sz w:val="17"/>
+          <w:szCs w:val="17"/>
+        </w:rPr>
+        <w:t xml:space="preserve">     Am                         G</w:t>
+      </w:r>
+    </w:p>
+    <w:p>
+      <w:pPr>
+        <w:keepNext/>
+        <w:keepLines/>
+        <w:pBdr>
+          <w:left w:val="single" w:sz="18" w:space="8" w:color="5B3FA6"/>
+        </w:pBdr>
+        <w:ind w:left="120"/>
+      </w:pPr>
+      <w:r>
+        <w:rPr>
+          <w:rFonts w:ascii="Courier New" w:eastAsia="Courier New" w:hAnsi="Courier New" w:cs="Courier New"/>
+          <w:color w:val="222222"/>
+          <w:sz w:val="17"/>
+          <w:szCs w:val="17"/>
+        </w:rPr>
+        <w:t>e |-----------</w:t>
+      </w:r>
+      <w:r>
+        <w:rPr>
+          <w:rFonts w:ascii="Courier New" w:eastAsia="Courier New" w:hAnsi="Courier New" w:cs="Courier New"/>
+          <w:b/>
+          <w:bCs/>
+          <w:color w:val="5B3FA6"/>
+          <w:sz w:val="17"/>
+          <w:szCs w:val="17"/>
+        </w:rPr>
+        <w:t>0</w:t>
+      </w:r>
+      <w:r>
+        <w:rPr>
+          <w:rFonts w:ascii="Courier New" w:eastAsia="Courier New" w:hAnsi="Courier New" w:cs="Courier New"/>
+          <w:color w:val="222222"/>
+          <w:sz w:val="17"/>
+          <w:szCs w:val="17"/>
+        </w:rPr>
+        <w:t>------------</w:t>
+      </w:r>
+      <w:r>
+        <w:rPr>
+          <w:rFonts w:ascii="Courier New" w:eastAsia="Courier New" w:hAnsi="Courier New" w:cs="Courier New"/>
+          <w:color w:val="222222"/>
+          <w:sz w:val="17"/>
+          <w:szCs w:val="17"/>
+        </w:rPr>
+        <w:t>--|-----------</w:t>
+      </w:r>
+      <w:r>
+        <w:rPr>
+          <w:rFonts w:ascii="Courier New" w:eastAsia="Courier New" w:hAnsi="Courier New" w:cs="Courier New"/>
+          <w:b/>
+          <w:bCs/>
+          <w:color w:val="5B3FA6"/>
+          <w:sz w:val="17"/>
+          <w:szCs w:val="17"/>
+        </w:rPr>
+        <w:t>3</w:t>
+      </w:r>
+      <w:r>
+        <w:rPr>
+          <w:rFonts w:ascii="Courier New" w:eastAsia="Courier New" w:hAnsi="Courier New" w:cs="Courier New"/>
+          <w:color w:val="222222"/>
+          <w:sz w:val="17"/>
+          <w:szCs w:val="17"/>
+        </w:rPr>
+        <w:t>--------------|</w:t>
+      </w:r>
+    </w:p>
+    <w:p>
+      <w:pPr>
+        <w:keepNext/>
+        <w:keepLines/>
+        <w:pBdr>
+          <w:left w:val="single" w:sz="18" w:space="8" w:color="5B3FA6"/>
+        </w:pBdr>
+        <w:ind w:left="120"/>
+      </w:pPr>
+      <w:r>
+        <w:rPr>
+          <w:rFonts w:ascii="Courier New" w:eastAsia="Courier New" w:hAnsi="Courier New" w:cs="Courier New"/>
+          <w:color w:val="222222"/>
+          <w:sz w:val="17"/>
+          <w:szCs w:val="17"/>
+        </w:rPr>
+        <w:t>B |--------</w:t>
+      </w:r>
+      <w:r>
+        <w:rPr>
+          <w:rFonts w:ascii="Courier New" w:eastAsia="Courier New" w:hAnsi="Courier New" w:cs="Courier New"/>
+          <w:b/>
+          <w:bCs/>
+          <w:color w:val="5B3FA6"/>
+          <w:sz w:val="17"/>
+          <w:szCs w:val="17"/>
+        </w:rPr>
+        <w:t>1</w:t>
+      </w:r>
+      <w:r>
+        <w:rPr>
+          <w:rFonts w:ascii="Courier New" w:eastAsia="Courier New" w:hAnsi="Courier New" w:cs="Courier New"/>
+          <w:color w:val="222222"/>
+          <w:sz w:val="17"/>
+          <w:szCs w:val="17"/>
+        </w:rPr>
+        <w:t>-----</w:t>
+      </w:r>
+      <w:r>
+        <w:rPr>
+          <w:rFonts w:ascii="Courier New" w:eastAsia="Courier New" w:hAnsi="Courier New" w:cs="Courier New"/>
+          <w:b/>
+          <w:bCs/>
+          <w:color w:val="5B3FA6"/>
+          <w:sz w:val="17"/>
+          <w:szCs w:val="17"/>
+        </w:rPr>
+        <w:t>1</w:t>
+      </w:r>
+      <w:r>
+        <w:rPr>
+          <w:rFonts w:ascii="Courier New" w:eastAsia="Courier New" w:hAnsi="Courier New" w:cs="Courier New"/>
+          <w:color w:val="222222"/>
+          <w:sz w:val="17"/>
+          <w:szCs w:val="17"/>
+        </w:rPr>
+        <w:t>-----</w:t>
+      </w:r>
+      <w:r>
+        <w:rPr>
+          <w:rFonts w:ascii="Courier New" w:eastAsia="Courier New" w:hAnsi="Courier New" w:cs="Courier New"/>
+          <w:b/>
+          <w:bCs/>
+          <w:color w:val="5B3FA6"/>
+          <w:sz w:val="17"/>
+          <w:szCs w:val="17"/>
+        </w:rPr>
+        <w:t>1</w:t>
+      </w:r>
+      <w:r>
+        <w:rPr>
+          <w:rFonts w:ascii="Courier New" w:eastAsia="Courier New" w:hAnsi="Courier New" w:cs="Courier New"/>
+          <w:color w:val="222222"/>
+          <w:sz w:val="17"/>
+          <w:szCs w:val="17"/>
+        </w:rPr>
+        <w:t>-----|--------</w:t>
+      </w:r>
+      <w:r>
+        <w:rPr>
+          <w:rFonts w:ascii="Courier New" w:eastAsia="Courier New" w:hAnsi="Courier New" w:cs="Courier New"/>
+          <w:b/>
+          <w:bCs/>
+          <w:color w:val="5B3FA6"/>
+          <w:sz w:val="17"/>
+          <w:szCs w:val="17"/>
+        </w:rPr>
+        <w:t>0</w:t>
+      </w:r>
+      <w:r>
+        <w:rPr>
+          <w:rFonts w:ascii="Courier New" w:eastAsia="Courier New" w:hAnsi="Courier New" w:cs="Courier New"/>
+          <w:color w:val="222222"/>
+          <w:sz w:val="17"/>
+          <w:szCs w:val="17"/>
+        </w:rPr>
+        <w:t>-----</w:t>
+      </w:r>
+      <w:r>
+        <w:rPr>
+          <w:rFonts w:ascii="Courier New" w:eastAsia="Courier New" w:hAnsi="Courier New" w:cs="Courier New"/>
+          <w:b/>
+          <w:bCs/>
+          <w:color w:val="5B3FA6"/>
+          <w:sz w:val="17"/>
+          <w:szCs w:val="17"/>
+        </w:rPr>
+        <w:t>0</w:t>
+      </w:r>
+      <w:r>
+        <w:rPr>
+          <w:rFonts w:ascii="Courier New" w:eastAsia="Courier New" w:hAnsi="Courier New" w:cs="Courier New"/>
+          <w:color w:val="222222"/>
+          <w:sz w:val="17"/>
+          <w:szCs w:val="17"/>
+        </w:rPr>
+        <w:t>-----</w:t>
+      </w:r>
+      <w:r>
+        <w:rPr>
+          <w:rFonts w:ascii="Courier New" w:eastAsia="Courier New" w:hAnsi="Courier New" w:cs="Courier New"/>
+          <w:b/>
+          <w:bCs/>
+          <w:color w:val="5B3FA6"/>
+          <w:sz w:val="17"/>
+          <w:szCs w:val="17"/>
+        </w:rPr>
+        <w:t>0</w:t>
+      </w:r>
+      <w:r>
+        <w:rPr>
+          <w:rFonts w:ascii="Courier New" w:eastAsia="Courier New" w:hAnsi="Courier New" w:cs="Courier New"/>
+          <w:color w:val="222222"/>
+          <w:sz w:val="17"/>
+          <w:szCs w:val="17"/>
+        </w:rPr>
+        <w:t>-----|</w:t>
+      </w:r>
+    </w:p>
+    <w:p>
+      <w:pPr>
+        <w:keepNext/>
+        <w:keepLines/>
+        <w:pBdr>
+          <w:left w:val="single" w:sz="18" w:space="8" w:color="5B3FA6"/>
+        </w:pBdr>
+        <w:ind w:left="120"/>
+      </w:pPr>
+      <w:r>
+        <w:rPr>
+          <w:rFonts w:ascii="Courier New" w:eastAsia="Courier New" w:hAnsi="Courier New" w:cs="Courier New"/>
+          <w:color w:val="222222"/>
+          <w:sz w:val="17"/>
+          <w:szCs w:val="17"/>
+        </w:rPr>
+        <w:t>G |-----</w:t>
+      </w:r>
+      <w:r>
+        <w:rPr>
+          <w:rFonts w:ascii="Courier New" w:eastAsia="Courier New" w:hAnsi="Courier New" w:cs="Courier New"/>
+          <w:b/>
+          <w:bCs/>
+          <w:color w:val="5B3FA6"/>
+          <w:sz w:val="17"/>
+          <w:szCs w:val="17"/>
+        </w:rPr>
+        <w:t>2</w:t>
+      </w:r>
+      <w:r>
+        <w:rPr>
+          <w:rFonts w:ascii="Courier New" w:eastAsia="Courier New" w:hAnsi="Courier New" w:cs="Courier New"/>
+          <w:color w:val="222222"/>
+          <w:sz w:val="17"/>
+          <w:szCs w:val="17"/>
+        </w:rPr>
+        <w:t>-----------</w:t>
+      </w:r>
+      <w:r>
+        <w:rPr>
+          <w:rFonts w:ascii="Courier New" w:eastAsia="Courier New" w:hAnsi="Courier New" w:cs="Courier New"/>
+          <w:b/>
+          <w:bCs/>
+          <w:color w:val="5B3FA6"/>
+          <w:sz w:val="17"/>
+          <w:szCs w:val="17"/>
+        </w:rPr>
+        <w:t>2</w:t>
+      </w:r>
+      <w:r>
+        <w:rPr>
+          <w:rFonts w:ascii="Courier New" w:eastAsia="Courier New" w:hAnsi="Courier New" w:cs="Courier New"/>
+          <w:color w:val="222222"/>
+          <w:sz w:val="17"/>
+          <w:szCs w:val="17"/>
+        </w:rPr>
+        <w:t>-----</w:t>
+      </w:r>
+      <w:r>
+        <w:rPr>
+          <w:rFonts w:ascii="Courier New" w:eastAsia="Courier New" w:hAnsi="Courier New" w:cs="Courier New"/>
+          <w:b/>
+          <w:bCs/>
+          <w:color w:val="5B3FA6"/>
+          <w:sz w:val="17"/>
+          <w:szCs w:val="17"/>
+        </w:rPr>
+        <w:t>2</w:t>
+      </w:r>
+      <w:r>
+        <w:rPr>
+          <w:rFonts w:ascii="Courier New" w:eastAsia="Courier New" w:hAnsi="Courier New" w:cs="Courier New"/>
+          <w:color w:val="222222"/>
+          <w:sz w:val="17"/>
+          <w:szCs w:val="17"/>
+        </w:rPr>
+        <w:t>--|-----</w:t>
+      </w:r>
+      <w:r>
+        <w:rPr>
+          <w:rFonts w:ascii="Courier New" w:eastAsia="Courier New" w:hAnsi="Courier New" w:cs="Courier New"/>
+          <w:b/>
+          <w:bCs/>
+          <w:color w:val="5B3FA6"/>
+          <w:sz w:val="17"/>
+          <w:szCs w:val="17"/>
+        </w:rPr>
+        <w:t>0</w:t>
+      </w:r>
+      <w:r>
+        <w:rPr>
+          <w:rFonts w:ascii="Courier New" w:eastAsia="Courier New" w:hAnsi="Courier New" w:cs="Courier New"/>
+          <w:color w:val="222222"/>
+          <w:sz w:val="17"/>
+          <w:szCs w:val="17"/>
+        </w:rPr>
+        <w:t>-----------</w:t>
+      </w:r>
+      <w:r>
+        <w:rPr>
+          <w:rFonts w:ascii="Courier New" w:eastAsia="Courier New" w:hAnsi="Courier New" w:cs="Courier New"/>
+          <w:b/>
+          <w:bCs/>
+          <w:color w:val="5B3FA6"/>
+          <w:sz w:val="17"/>
+          <w:szCs w:val="17"/>
+        </w:rPr>
+        <w:t>0</w:t>
+      </w:r>
+      <w:r>
+        <w:rPr>
+          <w:rFonts w:ascii="Courier New" w:eastAsia="Courier New" w:hAnsi="Courier New" w:cs="Courier New"/>
+          <w:color w:val="222222"/>
+          <w:sz w:val="17"/>
+          <w:szCs w:val="17"/>
+        </w:rPr>
+        <w:t>-----</w:t>
+      </w:r>
+      <w:r>
+        <w:rPr>
+          <w:rFonts w:ascii="Courier New" w:eastAsia="Courier New" w:hAnsi="Courier New" w:cs="Courier New"/>
+          <w:b/>
+          <w:bCs/>
+          <w:color w:val="5B3FA6"/>
+          <w:sz w:val="17"/>
+          <w:szCs w:val="17"/>
+        </w:rPr>
+        <w:t>0</w:t>
+      </w:r>
+      <w:r>
+        <w:rPr>
+          <w:rFonts w:ascii="Courier New" w:eastAsia="Courier New" w:hAnsi="Courier New" w:cs="Courier New"/>
+          <w:color w:val="222222"/>
+          <w:sz w:val="17"/>
+          <w:szCs w:val="17"/>
+        </w:rPr>
+        <w:t>--|</w:t>
+      </w:r>
+    </w:p>
+    <w:p>
+      <w:pPr>
+        <w:keepNext/>
+        <w:keepLines/>
+        <w:pBdr>
+          <w:left w:val="single" w:sz="18" w:space="8" w:color="5B3FA6"/>
+        </w:pBdr>
+        <w:ind w:left="120"/>
+      </w:pPr>
+      <w:r>
+        <w:rPr>
+          <w:rFonts w:ascii="Courier New" w:eastAsia="Courier New" w:hAnsi="Courier New" w:cs="Courier New"/>
+          <w:color w:val="222222"/>
+          <w:sz w:val="17"/>
+          <w:szCs w:val="17"/>
+        </w:rPr>
+        <w:t>D |--------------------------|--------------------------|</w:t>
+      </w:r>
+    </w:p>
+    <w:p>
+      <w:pPr>
+        <w:keepNext/>
+        <w:keepLines/>
+        <w:pBdr>
+          <w:left w:val="single" w:sz="18" w:space="8" w:color="5B3FA6"/>
+        </w:pBdr>
+        <w:ind w:left="120"/>
+      </w:pPr>
+      <w:r>
+        <w:rPr>
+          <w:rFonts w:ascii="Courier New" w:eastAsia="Courier New" w:hAnsi="Courier New" w:cs="Courier New"/>
+          <w:color w:val="222222"/>
+          <w:sz w:val="17"/>
+          <w:szCs w:val="17"/>
+        </w:rPr>
+        <w:t>A |--</w:t>
+      </w:r>
+      <w:r>
+        <w:rPr>
+          <w:rFonts w:ascii="Courier New" w:eastAsia="Courier New" w:hAnsi="Courier New" w:cs="Courier New"/>
+          <w:b/>
+          <w:bCs/>
+          <w:color w:val="5B3FA6"/>
+          <w:sz w:val="17"/>
+          <w:szCs w:val="17"/>
+        </w:rPr>
+        <w:t>0</w:t>
+      </w:r>
+      <w:r>
+        <w:rPr>
+          <w:rFonts w:ascii="Courier New" w:eastAsia="Courier New" w:hAnsi="Courier New" w:cs="Courier New"/>
+          <w:color w:val="222222"/>
+          <w:sz w:val="17"/>
+          <w:szCs w:val="17"/>
+        </w:rPr>
+        <w:t>-----------------------|--------------------------|</w:t>
+      </w:r>
+    </w:p>
+    <w:p>
+      <w:pPr>
+        <w:keepNext/>
+        <w:keepLines/>
+        <w:pBdr>
+          <w:left w:val="single" w:sz="18" w:space="8" w:color="5B3FA6"/>
+        </w:pBdr>
+        <w:ind w:left="120"/>
+      </w:pPr>
+      <w:r>
+        <w:rPr>
+          <w:rFonts w:ascii="Courier New" w:eastAsia="Courier New" w:hAnsi="Courier New" w:cs="Courier New"/>
+          <w:color w:val="222222"/>
+          <w:sz w:val="17"/>
+          <w:szCs w:val="17"/>
+        </w:rPr>
+        <w:t>E |--------------------------|--</w:t>
+      </w:r>
+      <w:r>
+        <w:rPr>
+          <w:rFonts w:ascii="Courier New" w:eastAsia="Courier New" w:hAnsi="Courier New" w:cs="Courier New"/>
+          <w:b/>
+          <w:bCs/>
+          <w:color w:val="5B3FA6"/>
+          <w:sz w:val="17"/>
+          <w:szCs w:val="17"/>
+        </w:rPr>
+        <w:t>3</w:t>
+      </w:r>
+      <w:r>
+        <w:rPr>
+          <w:rFonts w:ascii="Courier New" w:eastAsia="Courier New" w:hAnsi="Courier New" w:cs="Courier New"/>
+          <w:color w:val="222222"/>
+          <w:sz w:val="17"/>
+          <w:szCs w:val="17"/>
+        </w:rPr>
+        <w:t>-----------------------|</w:t>
+      </w:r>
+    </w:p>
+    <w:p>
+      <w:pPr>
+        <w:keepNext/>
+        <w:pBdr>
+          <w:left w:val="single" w:sz="18" w:space="8" w:color="5B3FA6"/>
+        </w:pBdr>
+        <w:ind w:left="120"/>
+      </w:pPr>
+    </w:p>
+    <w:p>
+      <w:pPr>
+        <w:keepNext/>
+        <w:keepLines/>
+        <w:pBdr>
+          <w:left w:val="single" w:sz="18" w:space="8" w:color="5B3FA6"/>
+        </w:pBdr>
+        <w:ind w:left="120"/>
+      </w:pPr>
+      <w:r>
+        <w:rPr>
+          <w:rFonts w:ascii="Courier New" w:eastAsia="Courier New" w:hAnsi="Courier New" w:cs="Courier New"/>
+          <w:color w:val="222222"/>
+          <w:sz w:val="17"/>
+          <w:szCs w:val="17"/>
+        </w:rPr>
+        <w:t xml:space="preserve">     F                          C</w:t>
+      </w:r>
+    </w:p>
+    <w:p>
+      <w:pPr>
+        <w:keepNext/>
+        <w:keepLines/>
+        <w:pBdr>
+          <w:left w:val="single" w:sz="18" w:space="8" w:color="5B3FA6"/>
+        </w:pBdr>
+        <w:ind w:left="120"/>
+      </w:pPr>
+      <w:r>
+        <w:rPr>
+          <w:rFonts w:ascii="Courier New" w:eastAsia="Courier New" w:hAnsi="Courier New" w:cs="Courier New"/>
+          <w:color w:val="222222"/>
+          <w:sz w:val="17"/>
+          <w:szCs w:val="17"/>
+        </w:rPr>
+        <w:t>e |-----------</w:t>
+      </w:r>
+      <w:r>
+        <w:rPr>
+          <w:rFonts w:ascii="Courier New" w:eastAsia="Courier New" w:hAnsi="Courier New" w:cs="Courier New"/>
+          <w:b/>
+          <w:bCs/>
+          <w:color w:val="5B3FA6"/>
+          <w:sz w:val="17"/>
+          <w:szCs w:val="17"/>
+        </w:rPr>
+        <w:t>1</w:t>
+      </w:r>
+      <w:r>
+        <w:rPr>
+          <w:rFonts w:ascii="Courier New" w:eastAsia="Courier New" w:hAnsi="Courier New" w:cs="Courier New"/>
+          <w:color w:val="222222"/>
+          <w:sz w:val="17"/>
+          <w:szCs w:val="17"/>
+        </w:rPr>
+        <w:t>--------------|-----------</w:t>
+      </w:r>
+      <w:r>
+        <w:rPr>
+          <w:rFonts w:ascii="Courier New" w:eastAsia="Courier New" w:hAnsi="Courier New" w:cs="Courier New"/>
+          <w:b/>
+          <w:bCs/>
+          <w:color w:val="5B3FA6"/>
+          <w:sz w:val="17"/>
+          <w:szCs w:val="17"/>
+        </w:rPr>
+        <w:t>0</w:t>
+      </w:r>
+      <w:r>
+        <w:rPr>
+          <w:rFonts w:ascii="Courier New" w:eastAsia="Courier New" w:hAnsi="Courier New" w:cs="Courier New"/>
+          <w:color w:val="222222"/>
+          <w:sz w:val="17"/>
+          <w:szCs w:val="17"/>
+        </w:rPr>
+        <w:t>--------------|</w:t>
+      </w:r>
+    </w:p>
+    <w:p>
+      <w:pPr>
+        <w:keepNext/>
+        <w:keepLines/>
+        <w:pBdr>
+          <w:left w:val="single" w:sz="18" w:space="8" w:color="5B3FA6"/>
+        </w:pBdr>
+        <w:ind w:left="120"/>
+      </w:pPr>
+      <w:r>
+        <w:rPr>
+          <w:rFonts w:ascii="Courier New" w:eastAsia="Courier New" w:hAnsi="Courier New" w:cs="Courier New"/>
+          <w:color w:val="222222"/>
+          <w:sz w:val="17"/>
+          <w:szCs w:val="17"/>
+        </w:rPr>
+        <w:t>B |--------</w:t>
+      </w:r>
+      <w:r>
+        <w:rPr>
+          <w:rFonts w:ascii="Courier New" w:eastAsia="Courier New" w:hAnsi="Courier New" w:cs="Courier New"/>
+          <w:b/>
+          <w:bCs/>
+          <w:color w:val="5B3FA6"/>
+          <w:sz w:val="17"/>
+          <w:szCs w:val="17"/>
+        </w:rPr>
+        <w:t>1</w:t>
+      </w:r>
+      <w:r>
+        <w:rPr>
+          <w:rFonts w:ascii="Courier New" w:eastAsia="Courier New" w:hAnsi="Courier New" w:cs="Courier New"/>
+          <w:color w:val="222222"/>
+          <w:sz w:val="17"/>
+          <w:szCs w:val="17"/>
+        </w:rPr>
+        <w:t>-----</w:t>
+      </w:r>
+      <w:r>
+        <w:rPr>
+          <w:rFonts w:ascii="Courier New" w:eastAsia="Courier New" w:hAnsi="Courier New" w:cs="Courier New"/>
+          <w:b/>
+          <w:bCs/>
+          <w:color w:val="5B3FA6"/>
+          <w:sz w:val="17"/>
+          <w:szCs w:val="17"/>
+        </w:rPr>
+        <w:t>1</w:t>
+      </w:r>
+      <w:r>
+        <w:rPr>
+          <w:rFonts w:ascii="Courier New" w:eastAsia="Courier New" w:hAnsi="Courier New" w:cs="Courier New"/>
+          <w:color w:val="222222"/>
+          <w:sz w:val="17"/>
+          <w:szCs w:val="17"/>
+        </w:rPr>
+        <w:t>-----</w:t>
+      </w:r>
+      <w:r>
+        <w:rPr>
+          <w:rFonts w:ascii="Courier New" w:eastAsia="Courier New" w:hAnsi="Courier New" w:cs="Courier New"/>
+          <w:b/>
+          <w:bCs/>
+          <w:color w:val="5B3FA6"/>
+          <w:sz w:val="17"/>
+          <w:szCs w:val="17"/>
+        </w:rPr>
+        <w:t>1</w:t>
+      </w:r>
+      <w:r>
+        <w:rPr>
+          <w:rFonts w:ascii="Courier New" w:eastAsia="Courier New" w:hAnsi="Courier New" w:cs="Courier New"/>
+          <w:color w:val="222222"/>
+          <w:sz w:val="17"/>
+          <w:szCs w:val="17"/>
+        </w:rPr>
+        <w:t>-----|--------</w:t>
+      </w:r>
+      <w:r>
+        <w:rPr>
+          <w:rFonts w:ascii="Courier New" w:eastAsia="Courier New" w:hAnsi="Courier New" w:cs="Courier New"/>
+          <w:b/>
+          <w:bCs/>
+          <w:color w:val="5B3FA6"/>
+          <w:sz w:val="17"/>
+          <w:szCs w:val="17"/>
+        </w:rPr>
+        <w:t>1</w:t>
+      </w:r>
+      <w:r>
+        <w:rPr>
+          <w:rFonts w:ascii="Courier New" w:eastAsia="Courier New" w:hAnsi="Courier New" w:cs="Courier New"/>
+          <w:color w:val="222222"/>
+          <w:sz w:val="17"/>
+          <w:szCs w:val="17"/>
+        </w:rPr>
+        <w:t>-----</w:t>
+      </w:r>
+      <w:r>
+        <w:rPr>
+          <w:rFonts w:ascii="Courier New" w:eastAsia="Courier New" w:hAnsi="Courier New" w:cs="Courier New"/>
+          <w:b/>
+          <w:bCs/>
+          <w:color w:val="5B3FA6"/>
+          <w:sz w:val="17"/>
+          <w:szCs w:val="17"/>
+        </w:rPr>
+        <w:t>1</w:t>
+      </w:r>
+      <w:r>
+        <w:rPr>
+          <w:rFonts w:ascii="Courier New" w:eastAsia="Courier New" w:hAnsi="Courier New" w:cs="Courier New"/>
+          <w:color w:val="222222"/>
+          <w:sz w:val="17"/>
+          <w:szCs w:val="17"/>
+        </w:rPr>
+        <w:t>-----</w:t>
+      </w:r>
+      <w:r>
+        <w:rPr>
+          <w:rFonts w:ascii="Courier New" w:eastAsia="Courier New" w:hAnsi="Courier New" w:cs="Courier New"/>
+          <w:b/>
+          <w:bCs/>
+          <w:color w:val="5B3FA6"/>
+          <w:sz w:val="17"/>
+          <w:szCs w:val="17"/>
+        </w:rPr>
+        <w:t>1</w:t>
+      </w:r>
+      <w:r>
+        <w:rPr>
+          <w:rFonts w:ascii="Courier New" w:eastAsia="Courier New" w:hAnsi="Courier New" w:cs="Courier New"/>
+          <w:color w:val="222222"/>
+          <w:sz w:val="17"/>
+          <w:szCs w:val="17"/>
+        </w:rPr>
+        <w:t>--</w:t>
+      </w:r>
+      <w:r>
+        <w:rPr>
+          <w:rFonts w:ascii="Courier New" w:eastAsia="Courier New" w:hAnsi="Courier New" w:cs="Courier New"/>
+          <w:color w:val="222222"/>
+          <w:sz w:val="17"/>
+          <w:szCs w:val="17"/>
+        </w:rPr>
+        <w:t>---|</w:t>
+      </w:r>
+    </w:p>
+    <w:p>
+      <w:pPr>
+        <w:keepNext/>
+        <w:keepLines/>
+        <w:pBdr>
+          <w:left w:val="single" w:sz="18" w:space="8" w:color="5B3FA6"/>
+        </w:pBdr>
+        <w:ind w:left="120"/>
+      </w:pPr>
+      <w:r>
+        <w:rPr>
+          <w:rFonts w:ascii="Courier New" w:eastAsia="Courier New" w:hAnsi="Courier New" w:cs="Courier New"/>
+          <w:color w:val="222222"/>
+          <w:sz w:val="17"/>
+          <w:szCs w:val="17"/>
+        </w:rPr>
+        <w:t>G |-----</w:t>
+      </w:r>
+      <w:r>
+        <w:rPr>
+          <w:rFonts w:ascii="Courier New" w:eastAsia="Courier New" w:hAnsi="Courier New" w:cs="Courier New"/>
+          <w:b/>
+          <w:bCs/>
+          <w:color w:val="5B3FA6"/>
+          <w:sz w:val="17"/>
+          <w:szCs w:val="17"/>
+        </w:rPr>
+        <w:t>2</w:t>
+      </w:r>
+      <w:r>
+        <w:rPr>
+          <w:rFonts w:ascii="Courier New" w:eastAsia="Courier New" w:hAnsi="Courier New" w:cs="Courier New"/>
+          <w:color w:val="222222"/>
+          <w:sz w:val="17"/>
+          <w:szCs w:val="17"/>
+        </w:rPr>
+        <w:t>-----------</w:t>
+      </w:r>
+      <w:r>
+        <w:rPr>
+          <w:rFonts w:ascii="Courier New" w:eastAsia="Courier New" w:hAnsi="Courier New" w:cs="Courier New"/>
+          <w:b/>
+          <w:bCs/>
+          <w:color w:val="5B3FA6"/>
+          <w:sz w:val="17"/>
+          <w:szCs w:val="17"/>
+        </w:rPr>
+        <w:t>2</w:t>
+      </w:r>
+      <w:r>
+        <w:rPr>
+          <w:rFonts w:ascii="Courier New" w:eastAsia="Courier New" w:hAnsi="Courier New" w:cs="Courier New"/>
+          <w:color w:val="222222"/>
+          <w:sz w:val="17"/>
+          <w:szCs w:val="17"/>
+        </w:rPr>
+        <w:t>-----</w:t>
+      </w:r>
+      <w:r>
+        <w:rPr>
+          <w:rFonts w:ascii="Courier New" w:eastAsia="Courier New" w:hAnsi="Courier New" w:cs="Courier New"/>
+          <w:b/>
+          <w:bCs/>
+          <w:color w:val="5B3FA6"/>
+          <w:sz w:val="17"/>
+          <w:szCs w:val="17"/>
+        </w:rPr>
+        <w:t>2</w:t>
+      </w:r>
+      <w:r>
+        <w:rPr>
+          <w:rFonts w:ascii="Courier New" w:eastAsia="Courier New" w:hAnsi="Courier New" w:cs="Courier New"/>
+          <w:color w:val="222222"/>
+          <w:sz w:val="17"/>
+          <w:szCs w:val="17"/>
+        </w:rPr>
+        <w:t>--|-----</w:t>
+      </w:r>
+      <w:r>
+        <w:rPr>
+          <w:rFonts w:ascii="Courier New" w:eastAsia="Courier New" w:hAnsi="Courier New" w:cs="Courier New"/>
+          <w:b/>
+          <w:bCs/>
+          <w:color w:val="5B3FA6"/>
+          <w:sz w:val="17"/>
+          <w:szCs w:val="17"/>
+        </w:rPr>
+        <w:t>0</w:t>
+      </w:r>
+      <w:r>
+        <w:rPr>
+          <w:rFonts w:ascii="Courier New" w:eastAsia="Courier New" w:hAnsi="Courier New" w:cs="Courier New"/>
+          <w:color w:val="222222"/>
+          <w:sz w:val="17"/>
+          <w:szCs w:val="17"/>
+        </w:rPr>
+        <w:t>-----------</w:t>
+      </w:r>
+      <w:r>
+        <w:rPr>
+          <w:rFonts w:ascii="Courier New" w:eastAsia="Courier New" w:hAnsi="Courier New" w:cs="Courier New"/>
+          <w:b/>
+          <w:bCs/>
+          <w:color w:val="5B3FA6"/>
+          <w:sz w:val="17"/>
+          <w:szCs w:val="17"/>
+        </w:rPr>
+        <w:t>0</w:t>
+      </w:r>
+      <w:r>
+        <w:rPr>
+          <w:rFonts w:ascii="Courier New" w:eastAsia="Courier New" w:hAnsi="Courier New" w:cs="Courier New"/>
+          <w:color w:val="222222"/>
+          <w:sz w:val="17"/>
+          <w:szCs w:val="17"/>
+        </w:rPr>
+        <w:t>-----</w:t>
+      </w:r>
+      <w:r>
+        <w:rPr>
+          <w:rFonts w:ascii="Courier New" w:eastAsia="Courier New" w:hAnsi="Courier New" w:cs="Courier New"/>
+          <w:b/>
+          <w:bCs/>
+          <w:color w:val="5B3FA6"/>
+          <w:sz w:val="17"/>
+          <w:szCs w:val="17"/>
+        </w:rPr>
+        <w:t>0</w:t>
+      </w:r>
+      <w:r>
+        <w:rPr>
+          <w:rFonts w:ascii="Courier New" w:eastAsia="Courier New" w:hAnsi="Courier New" w:cs="Courier New"/>
+          <w:color w:val="222222"/>
+          <w:sz w:val="17"/>
+          <w:szCs w:val="17"/>
+        </w:rPr>
+        <w:t>--|</w:t>
+      </w:r>
+    </w:p>
+    <w:p>
+      <w:pPr>
+        <w:keepNext/>
+        <w:keepLines/>
+        <w:pBdr>
+          <w:left w:val="single" w:sz="18" w:space="8" w:color="5B3FA6"/>
+        </w:pBdr>
+        <w:ind w:left="120"/>
+      </w:pPr>
+      <w:r>
+        <w:rPr>
+          <w:rFonts w:ascii="Courier New" w:eastAsia="Courier New" w:hAnsi="Courier New" w:cs="Courier New"/>
+          <w:color w:val="222222"/>
+          <w:sz w:val="17"/>
+          <w:szCs w:val="17"/>
+        </w:rPr>
+        <w:t>D |--</w:t>
+      </w:r>
+      <w:r>
+        <w:rPr>
+          <w:rFonts w:ascii="Courier New" w:eastAsia="Courier New" w:hAnsi="Courier New" w:cs="Courier New"/>
+          <w:b/>
+          <w:bCs/>
+          <w:color w:val="5B3FA6"/>
+          <w:sz w:val="17"/>
+          <w:szCs w:val="17"/>
+        </w:rPr>
+        <w:t>3</w:t>
+      </w:r>
+      <w:r>
+        <w:rPr>
+          <w:rFonts w:ascii="Courier New" w:eastAsia="Courier New" w:hAnsi="Courier New" w:cs="Courier New"/>
+          <w:color w:val="222222"/>
+          <w:sz w:val="17"/>
+          <w:szCs w:val="17"/>
+        </w:rPr>
+        <w:t>-----------------------|--------------------------|</w:t>
+      </w:r>
+    </w:p>
+    <w:p>
+      <w:pPr>
+        <w:keepNext/>
+        <w:keepLines/>
+        <w:pBdr>
+          <w:left w:val="single" w:sz="18" w:space="8" w:color="5B3FA6"/>
+        </w:pBdr>
+        <w:ind w:left="120"/>
+      </w:pPr>
+      <w:r>
+        <w:rPr>
+          <w:rFonts w:ascii="Courier New" w:eastAsia="Courier New" w:hAnsi="Courier New" w:cs="Courier New"/>
+          <w:color w:val="222222"/>
+          <w:sz w:val="17"/>
+          <w:szCs w:val="17"/>
+        </w:rPr>
+        <w:t>A |--------------------------|--</w:t>
+      </w:r>
+      <w:r>
+        <w:rPr>
+          <w:rFonts w:ascii="Courier New" w:eastAsia="Courier New" w:hAnsi="Courier New" w:cs="Courier New"/>
+          <w:b/>
+          <w:bCs/>
+          <w:color w:val="5B3FA6"/>
+          <w:sz w:val="17"/>
+          <w:szCs w:val="17"/>
+        </w:rPr>
+        <w:t>3</w:t>
+      </w:r>
+      <w:r>
+        <w:rPr>
+          <w:rFonts w:ascii="Courier New" w:eastAsia="Courier New" w:hAnsi="Courier New" w:cs="Courier New"/>
+          <w:color w:val="222222"/>
+          <w:sz w:val="17"/>
+          <w:szCs w:val="17"/>
+        </w:rPr>
+        <w:t>-----------------------|</w:t>
+      </w:r>
+    </w:p>
+    <w:p>
+      <w:pPr>
+        <w:keepNext/>
+        <w:keepLines/>
+        <w:pBdr>
+          <w:left w:val="single" w:sz="18" w:space="8" w:color="5B3FA6"/>
+        </w:pBdr>
+        <w:ind w:left="120"/>
+      </w:pPr>
+      <w:r>
+        <w:rPr>
+          <w:rFonts w:ascii="Courier New" w:eastAsia="Courier New" w:hAnsi="Courier New" w:cs="Courier New"/>
+          <w:color w:val="222222"/>
+          <w:sz w:val="17"/>
+          <w:szCs w:val="17"/>
+        </w:rPr>
+        <w:t>E |--------------------------|--------------------------|</w:t>
+      </w:r>
+    </w:p>
+    <w:p>
+      <w:pPr>
+        <w:keepNext/>
+        <w:spacing w:after="60"/>
+      </w:pPr>
     </w:p>
     <w:p>
       <w:pPr>
@@ -6007,17 +6865,7 @@
           <w:sz w:val="19"/>
           <w:szCs w:val="19"/>
         </w:rPr>
-        <w:t>Bonus layer. Optional harder challenge. No score. Best once Layer 4's box feels auto</w:t>
-      </w:r>
-      <w:r>
-        <w:rPr>
-          <w:i/>
-          <w:iCs/>
-          <w:color w:val="666666"/>
-          <w:sz w:val="19"/>
-          <w:szCs w:val="19"/>
-        </w:rPr>
-        <w:t>matic.</w:t>
+        <w:t>Bonus layer. Optional harder challenge. No score. Best once Layer 4's box feels automatic.</w:t>
       </w:r>
     </w:p>
     <w:p>
@@ -6031,7 +6879,7 @@
           <w:sz w:val="22"/>
           <w:szCs w:val="22"/>
         </w:rPr>
-        <w:t>The guitar solo doesn't show off — it sings, like a second voice taking a verse. It rises, asks, then falls E–D–C, the same shape as singing "let it be," landing on home.</w:t>
+        <w:t>The solo is a simple melody. It rises, then falls back to C.</w:t>
       </w:r>
     </w:p>
     <w:p>
@@ -6089,7 +6937,16 @@
           <w:sz w:val="17"/>
           <w:szCs w:val="17"/>
         </w:rPr>
-        <w:t xml:space="preserve">     G    A    G    E     E    D    C</w:t>
+        <w:t xml:space="preserve">    </w:t>
+      </w:r>
+      <w:r>
+        <w:rPr>
+          <w:rFonts w:ascii="Courier New" w:eastAsia="Courier New" w:hAnsi="Courier New" w:cs="Courier New"/>
+          <w:color w:val="222222"/>
+          <w:sz w:val="17"/>
+          <w:szCs w:val="17"/>
+        </w:rPr>
+        <w:t xml:space="preserve"> G    A    G    E     E    D    C</w:t>
       </w:r>
     </w:p>
     <w:p>
@@ -6329,6 +7186,7 @@
     </w:p>
     <w:p>
       <w:pPr>
+        <w:keepNext/>
         <w:keepLines/>
         <w:pBdr>
           <w:left w:val="single" w:sz="18" w:space="8" w:color="5B3FA6"/>
@@ -6347,6 +7205,7 @@
     </w:p>
     <w:p>
       <w:pPr>
+        <w:keepNext/>
         <w:spacing w:after="60"/>
       </w:pPr>
     </w:p>
@@ -6391,13 +7250,7 @@
         <w:rPr>
           <w:color w:val="222222"/>
         </w:rPr>
-        <w:t>Bar 1 rises: G (B string, fret 8), A (e string, fret 5), G,</w:t>
-      </w:r>
-      <w:r>
-        <w:rPr>
-          <w:color w:val="222222"/>
-        </w:rPr>
-        <w:t xml:space="preserve"> E (B string, fret 5).</w:t>
+        <w:t>Bar 1 rises: G (B string, fret 8), A (e string, fret 5), G, E (B string, fret 5).</w:t>
       </w:r>
     </w:p>
     <w:p>
@@ -6434,7 +7287,7 @@
         <w:rPr>
           <w:color w:val="222222"/>
         </w:rPr>
-        <w:t>The solo runs clean at 60 BPM, with the C held two full beats.</w:t>
+        <w:t>The solo runs clean at 60 BPM, with the C held 2 full beats.</w:t>
       </w:r>
     </w:p>
     <w:p>
@@ -6463,7 +7316,7 @@
         <w:rPr>
           <w:color w:val="222222"/>
         </w:rPr>
-        <w:t>Play the whole arrangement: fingerpick a verse (Layer 6), strum the chorus (Layer 5), then play this solo as the lead — three layers, one guitarist.</w:t>
+        <w:t>Fingerpick the verse, strum the chorus, then play this solo.</w:t>
       </w:r>
     </w:p>
     <w:p>
@@ -6564,7 +7417,7 @@
         <w:rPr>
           <w:color w:val="222222"/>
         </w:rPr>
-        <w:t>71 BPM · 4/4</w:t>
+        <w:t>Practice at 60 BPM · the record feels like 71</w:t>
       </w:r>
     </w:p>
     <w:p>
@@ -6594,7 +7447,7 @@
         <w:rPr>
           <w:color w:val="222222"/>
         </w:rPr>
-        <w:t>On the record: two beats per chord. Practice tempo: one bar per chord.</w:t>
+        <w:t>On the record: 2 beats per chord. Practice tempo: one bar per chord.</w:t>
       </w:r>
     </w:p>
     <w:p>
@@ -6740,14 +7593,6 @@
               <w:spacing w:after="60"/>
               <w:jc w:val="center"/>
             </w:pPr>
-            <w:r>
-              <w:rPr>
-                <w:color w:val="666666"/>
-                <w:sz w:val="16"/>
-                <w:szCs w:val="16"/>
-              </w:rPr>
-              <w:t>C</w:t>
-            </w:r>
           </w:p>
         </w:tc>
         <w:tc>
@@ -6814,14 +7659,6 @@
               <w:spacing w:after="60"/>
               <w:jc w:val="center"/>
             </w:pPr>
-            <w:r>
-              <w:rPr>
-                <w:color w:val="666666"/>
-                <w:sz w:val="16"/>
-                <w:szCs w:val="16"/>
-              </w:rPr>
-              <w:t>G</w:t>
-            </w:r>
           </w:p>
         </w:tc>
         <w:tc>
@@ -6888,14 +7725,6 @@
               <w:spacing w:after="60"/>
               <w:jc w:val="center"/>
             </w:pPr>
-            <w:r>
-              <w:rPr>
-                <w:color w:val="666666"/>
-                <w:sz w:val="16"/>
-                <w:szCs w:val="16"/>
-              </w:rPr>
-              <w:t>Am</w:t>
-            </w:r>
           </w:p>
         </w:tc>
         <w:tc>
@@ -6962,14 +7791,6 @@
               <w:spacing w:after="60"/>
               <w:jc w:val="center"/>
             </w:pPr>
-            <w:r>
-              <w:rPr>
-                <w:color w:val="666666"/>
-                <w:sz w:val="16"/>
-                <w:szCs w:val="16"/>
-              </w:rPr>
-              <w:t>F</w:t>
-            </w:r>
           </w:p>
         </w:tc>
       </w:tr>
@@ -7034,7 +7855,7 @@
           <w:sz w:val="19"/>
           <w:szCs w:val="19"/>
         </w:rPr>
-        <w:t>The I–V–vi–IV loop. Repeat until the chorus. Two beats per chord at record speed.</w:t>
+        <w:t>The I–V–vi–IV loop. Repeat until the chorus. 2 beats per chord at record speed.</w:t>
       </w:r>
     </w:p>
     <w:p>
@@ -7133,7 +7954,7 @@
           <w:sz w:val="24"/>
           <w:szCs w:val="24"/>
         </w:rPr>
-        <w:t>(same chords)</w:t>
+        <w:t>|  C  |  G  |  Am  |  F  |</w:t>
       </w:r>
     </w:p>
     <w:p>
@@ -7150,7 +7971,7 @@
           <w:sz w:val="19"/>
           <w:szCs w:val="19"/>
         </w:rPr>
-        <w:t>The chords keep going under the solo — follow the record (Bonus layer: Pattern 1 box at fret 5).</w:t>
+        <w:t>The chords keep going under the solo (Bonus layer: Pattern 1 box at fret 5).</w:t>
       </w:r>
     </w:p>
     <w:p>
@@ -7405,7 +8226,7 @@
         <w:sz w:val="15"/>
         <w:szCs w:val="15"/>
       </w:rPr>
-      <w:t>6</w:t>
+      <w:t>7</w:t>
     </w:r>
     <w:r>
       <w:rPr>
@@ -7454,7 +8275,7 @@
         <w:sz w:val="15"/>
         <w:szCs w:val="15"/>
       </w:rPr>
-      <w:t>9</w:t>
+      <w:t>10</w:t>
     </w:r>
     <w:r>
       <w:rPr>
@@ -7480,15 +8301,7 @@
         <w:sz w:val="15"/>
         <w:szCs w:val="15"/>
       </w:rPr>
-      <w:t>P</w:t>
-    </w:r>
-    <w:r>
-      <w:rPr>
-        <w:color w:val="666666"/>
-        <w:sz w:val="15"/>
-        <w:szCs w:val="15"/>
-      </w:rPr>
-      <w:t xml:space="preserve">age </w:t>
+      <w:t xml:space="preserve">Page </w:t>
     </w:r>
     <w:r>
       <w:rPr>
@@ -7521,7 +8334,7 @@
         <w:sz w:val="15"/>
         <w:szCs w:val="15"/>
       </w:rPr>
-      <w:t>9</w:t>
+      <w:t>10</w:t>
     </w:r>
     <w:r>
       <w:rPr>
@@ -7570,7 +8383,7 @@
         <w:sz w:val="15"/>
         <w:szCs w:val="15"/>
       </w:rPr>
-      <w:t>9</w:t>
+      <w:t>10</w:t>
     </w:r>
     <w:r>
       <w:rPr>
@@ -7676,10 +8489,10 @@
 <file path=word/numbering.xml><?xml version="1.0" encoding="utf-8"?>
 <w:numbering xmlns:wpc="http://schemas.microsoft.com/office/word/2010/wordprocessingCanvas" xmlns:cx="http://schemas.microsoft.com/office/drawing/2014/chartex" xmlns:cx1="http://schemas.microsoft.com/office/drawing/2015/9/8/chartex" xmlns:mc="http://schemas.openxmlformats.org/markup-compatibility/2006" xmlns:o="urn:schemas-microsoft-com:office:office" xmlns:r="http://schemas.openxmlformats.org/officeDocument/2006/relationships" xmlns:m="http://schemas.openxmlformats.org/officeDocument/2006/math" xmlns:v="urn:schemas-microsoft-com:vml" xmlns:wp14="http://schemas.microsoft.com/office/word/2010/wordprocessingDrawing" xmlns:wp="http://schemas.openxmlformats.org/drawingml/2006/wordprocessingDrawing" xmlns:w10="urn:schemas-microsoft-com:office:word" xmlns:w="http://schemas.openxmlformats.org/wordprocessingml/2006/main" xmlns:w14="http://schemas.microsoft.com/office/word/2010/wordml" xmlns:w15="http://schemas.microsoft.com/office/word/2012/wordml" xmlns:w16se="http://schemas.microsoft.com/office/word/2015/wordml/symex" xmlns:wpg="http://schemas.microsoft.com/office/word/2010/wordprocessingGroup" xmlns:wpi="http://schemas.microsoft.com/office/word/2010/wordprocessingInk" xmlns:wne="http://schemas.microsoft.com/office/word/2006/wordml" xmlns:wps="http://schemas.microsoft.com/office/word/2010/wordprocessingShape" mc:Ignorable="w14 w15 w16se wp14">
   <w:abstractNum w:abstractNumId="0" w15:restartNumberingAfterBreak="0">
-    <w:nsid w:val="535942E6"/>
+    <w:nsid w:val="6F107733"/>
     <w:multiLevelType w:val="hybridMultilevel"/>
-    <w:tmpl w:val="771CD48E"/>
-    <w:lvl w:ilvl="0" w:tplc="093474DA">
+    <w:tmpl w:val="6ABC138A"/>
+    <w:lvl w:ilvl="0" w:tplc="0A62B0DC">
       <w:start w:val="1"/>
       <w:numFmt w:val="bullet"/>
       <w:lvlText w:val="●"/>
@@ -7688,7 +8501,7 @@
         <w:ind w:left="720" w:hanging="360"/>
       </w:pPr>
     </w:lvl>
-    <w:lvl w:ilvl="1" w:tplc="60E46030">
+    <w:lvl w:ilvl="1" w:tplc="71C88382">
       <w:start w:val="1"/>
       <w:numFmt w:val="bullet"/>
       <w:lvlText w:val="○"/>
@@ -7697,7 +8510,7 @@
         <w:ind w:left="1440" w:hanging="360"/>
       </w:pPr>
     </w:lvl>
-    <w:lvl w:ilvl="2" w:tplc="8806B0C4">
+    <w:lvl w:ilvl="2" w:tplc="935A5DA0">
       <w:start w:val="1"/>
       <w:numFmt w:val="bullet"/>
       <w:lvlText w:val="■"/>
@@ -7706,7 +8519,7 @@
         <w:ind w:left="2160" w:hanging="360"/>
       </w:pPr>
     </w:lvl>
-    <w:lvl w:ilvl="3" w:tplc="F8206D28">
+    <w:lvl w:ilvl="3" w:tplc="1DF831B0">
       <w:start w:val="1"/>
       <w:numFmt w:val="bullet"/>
       <w:lvlText w:val="●"/>
@@ -7715,7 +8528,7 @@
         <w:ind w:left="2880" w:hanging="360"/>
       </w:pPr>
     </w:lvl>
-    <w:lvl w:ilvl="4" w:tplc="09B0267C">
+    <w:lvl w:ilvl="4" w:tplc="897AA25C">
       <w:start w:val="1"/>
       <w:numFmt w:val="bullet"/>
       <w:lvlText w:val="○"/>
@@ -7724,7 +8537,7 @@
         <w:ind w:left="3600" w:hanging="360"/>
       </w:pPr>
     </w:lvl>
-    <w:lvl w:ilvl="5" w:tplc="CE0C540E">
+    <w:lvl w:ilvl="5" w:tplc="35FA39B6">
       <w:start w:val="1"/>
       <w:numFmt w:val="bullet"/>
       <w:lvlText w:val="■"/>
@@ -7733,7 +8546,7 @@
         <w:ind w:left="4320" w:hanging="360"/>
       </w:pPr>
     </w:lvl>
-    <w:lvl w:ilvl="6" w:tplc="EF6E0050">
+    <w:lvl w:ilvl="6" w:tplc="72C2ECB8">
       <w:start w:val="1"/>
       <w:numFmt w:val="bullet"/>
       <w:lvlText w:val="●"/>
@@ -7742,7 +8555,7 @@
         <w:ind w:left="5040" w:hanging="360"/>
       </w:pPr>
     </w:lvl>
-    <w:lvl w:ilvl="7" w:tplc="4F54E38C">
+    <w:lvl w:ilvl="7" w:tplc="D5E41CD2">
       <w:start w:val="1"/>
       <w:numFmt w:val="bullet"/>
       <w:lvlText w:val="●"/>
@@ -7751,7 +8564,7 @@
         <w:ind w:left="5760" w:hanging="360"/>
       </w:pPr>
     </w:lvl>
-    <w:lvl w:ilvl="8" w:tplc="26AC032A">
+    <w:lvl w:ilvl="8" w:tplc="F982A77A">
       <w:start w:val="1"/>
       <w:numFmt w:val="bullet"/>
       <w:lvlText w:val="●"/>
